--- a/public/src/AccountabilityForms/NEW ASSET ACQUISITION RECORD FORM.docx
+++ b/public/src/AccountabilityForms/NEW ASSET ACQUISITION RECORD FORM.docx
@@ -5,6 +5,7 @@
     <w:p>
       <w:pPr>
         <w:rPr>
+          <w:rFonts w:ascii="Glacial Indifference" w:hAnsi="Glacial Indifference"/>
           <w:b/>
           <w:bCs/>
           <w:u w:val="single"/>
@@ -15,6 +16,7 @@
       <w:pPr>
         <w:jc w:val="center"/>
         <w:rPr>
+          <w:rFonts w:ascii="Glacial Indifference" w:hAnsi="Glacial Indifference"/>
           <w:b/>
           <w:bCs/>
           <w:u w:val="single"/>
@@ -23,6 +25,7 @@
       <w:bookmarkStart w:id="0" w:name="_Hlk195081160"/>
       <w:r>
         <w:rPr>
+          <w:rFonts w:ascii="Glacial Indifference" w:hAnsi="Glacial Indifference"/>
           <w:b/>
           <w:bCs/>
           <w:u w:val="single"/>
@@ -40,9 +43,9 @@
       </w:tblPr>
       <w:tblGrid>
         <w:gridCol w:w="1390"/>
-        <w:gridCol w:w="1390"/>
-        <w:gridCol w:w="759"/>
-        <w:gridCol w:w="1418"/>
+        <w:gridCol w:w="1305"/>
+        <w:gridCol w:w="630"/>
+        <w:gridCol w:w="1632"/>
         <w:gridCol w:w="1993"/>
         <w:gridCol w:w="1390"/>
         <w:gridCol w:w="1391"/>
@@ -60,6 +63,7 @@
             <w:pPr>
               <w:jc w:val="center"/>
               <w:rPr>
+                <w:rFonts w:ascii="Glacial Indifference" w:hAnsi="Glacial Indifference"/>
                 <w:b/>
                 <w:bCs/>
                 <w:sz w:val="20"/>
@@ -68,6 +72,7 @@
             </w:pPr>
             <w:r>
               <w:rPr>
+                <w:rFonts w:ascii="Glacial Indifference" w:hAnsi="Glacial Indifference"/>
                 <w:b/>
                 <w:bCs/>
                 <w:sz w:val="18"/>
@@ -79,12 +84,13 @@
         </w:tc>
         <w:tc>
           <w:tcPr>
-            <w:tcW w:w="1390" w:type="dxa"/>
-          </w:tcPr>
-          <w:p>
-            <w:pPr>
-              <w:jc w:val="center"/>
-              <w:rPr>
+            <w:tcW w:w="1305" w:type="dxa"/>
+          </w:tcPr>
+          <w:p>
+            <w:pPr>
+              <w:jc w:val="center"/>
+              <w:rPr>
+                <w:rFonts w:ascii="Glacial Indifference" w:hAnsi="Glacial Indifference"/>
                 <w:b/>
                 <w:bCs/>
                 <w:sz w:val="20"/>
@@ -93,6 +99,7 @@
             </w:pPr>
             <w:r>
               <w:rPr>
+                <w:rFonts w:ascii="Glacial Indifference" w:hAnsi="Glacial Indifference"/>
                 <w:b/>
                 <w:bCs/>
                 <w:sz w:val="20"/>
@@ -104,12 +111,13 @@
         </w:tc>
         <w:tc>
           <w:tcPr>
-            <w:tcW w:w="759" w:type="dxa"/>
-          </w:tcPr>
-          <w:p>
-            <w:pPr>
-              <w:jc w:val="center"/>
-              <w:rPr>
+            <w:tcW w:w="630" w:type="dxa"/>
+          </w:tcPr>
+          <w:p>
+            <w:pPr>
+              <w:jc w:val="center"/>
+              <w:rPr>
+                <w:rFonts w:ascii="Glacial Indifference" w:hAnsi="Glacial Indifference"/>
                 <w:b/>
                 <w:bCs/>
                 <w:sz w:val="20"/>
@@ -118,23 +126,25 @@
             </w:pPr>
             <w:r>
               <w:rPr>
+                <w:rFonts w:ascii="Glacial Indifference" w:hAnsi="Glacial Indifference"/>
                 <w:b/>
                 <w:bCs/>
                 <w:sz w:val="20"/>
                 <w:szCs w:val="20"/>
               </w:rPr>
-              <w:t>QTY.</w:t>
-            </w:r>
-          </w:p>
-        </w:tc>
-        <w:tc>
-          <w:tcPr>
-            <w:tcW w:w="1418" w:type="dxa"/>
-          </w:tcPr>
-          <w:p>
-            <w:pPr>
-              <w:jc w:val="center"/>
-              <w:rPr>
+              <w:t>QTY</w:t>
+            </w:r>
+          </w:p>
+        </w:tc>
+        <w:tc>
+          <w:tcPr>
+            <w:tcW w:w="1632" w:type="dxa"/>
+          </w:tcPr>
+          <w:p>
+            <w:pPr>
+              <w:jc w:val="center"/>
+              <w:rPr>
+                <w:rFonts w:ascii="Glacial Indifference" w:hAnsi="Glacial Indifference"/>
                 <w:b/>
                 <w:bCs/>
                 <w:sz w:val="20"/>
@@ -143,6 +153,7 @@
             </w:pPr>
             <w:r>
               <w:rPr>
+                <w:rFonts w:ascii="Glacial Indifference" w:hAnsi="Glacial Indifference"/>
                 <w:b/>
                 <w:bCs/>
                 <w:sz w:val="20"/>
@@ -160,6 +171,7 @@
             <w:pPr>
               <w:jc w:val="center"/>
               <w:rPr>
+                <w:rFonts w:ascii="Glacial Indifference" w:hAnsi="Glacial Indifference"/>
                 <w:b/>
                 <w:bCs/>
                 <w:sz w:val="20"/>
@@ -168,6 +180,7 @@
             </w:pPr>
             <w:r>
               <w:rPr>
+                <w:rFonts w:ascii="Glacial Indifference" w:hAnsi="Glacial Indifference"/>
                 <w:b/>
                 <w:bCs/>
                 <w:sz w:val="20"/>
@@ -185,6 +198,7 @@
             <w:pPr>
               <w:jc w:val="center"/>
               <w:rPr>
+                <w:rFonts w:ascii="Glacial Indifference" w:hAnsi="Glacial Indifference"/>
                 <w:b/>
                 <w:bCs/>
                 <w:sz w:val="20"/>
@@ -193,6 +207,7 @@
             </w:pPr>
             <w:r>
               <w:rPr>
+                <w:rFonts w:ascii="Glacial Indifference" w:hAnsi="Glacial Indifference"/>
                 <w:b/>
                 <w:bCs/>
                 <w:sz w:val="20"/>
@@ -210,6 +225,7 @@
             <w:pPr>
               <w:jc w:val="center"/>
               <w:rPr>
+                <w:rFonts w:ascii="Glacial Indifference" w:hAnsi="Glacial Indifference"/>
                 <w:b/>
                 <w:bCs/>
                 <w:sz w:val="20"/>
@@ -218,6 +234,7 @@
             </w:pPr>
             <w:r>
               <w:rPr>
+                <w:rFonts w:ascii="Glacial Indifference" w:hAnsi="Glacial Indifference"/>
                 <w:b/>
                 <w:bCs/>
                 <w:sz w:val="20"/>
@@ -235,6 +252,7 @@
             <w:pPr>
               <w:jc w:val="center"/>
               <w:rPr>
+                <w:rFonts w:ascii="Glacial Indifference" w:hAnsi="Glacial Indifference"/>
                 <w:b/>
                 <w:bCs/>
                 <w:sz w:val="20"/>
@@ -243,6 +261,7 @@
             </w:pPr>
             <w:r>
               <w:rPr>
+                <w:rFonts w:ascii="Glacial Indifference" w:hAnsi="Glacial Indifference"/>
                 <w:b/>
                 <w:bCs/>
                 <w:sz w:val="20"/>
@@ -266,16 +285,138 @@
             <w:pPr>
               <w:jc w:val="center"/>
               <w:rPr>
+                <w:rFonts w:ascii="Glacial Indifference" w:hAnsi="Glacial Indifference"/>
                 <w:sz w:val="24"/>
                 <w:szCs w:val="24"/>
               </w:rPr>
             </w:pPr>
             <w:r>
               <w:rPr>
+                <w:rFonts w:ascii="Glacial Indifference" w:hAnsi="Glacial Indifference"/>
                 <w:sz w:val="18"/>
                 <w:szCs w:val="18"/>
               </w:rPr>
-              <w:t>{#devicesPage1}{acquisitionDate}</w:t>
+              <w:t>{#devicesPage</w:t>
+            </w:r>
+            <w:proofErr w:type="gramStart"/>
+            <w:r>
+              <w:rPr>
+                <w:rFonts w:ascii="Glacial Indifference" w:hAnsi="Glacial Indifference"/>
+                <w:sz w:val="18"/>
+                <w:szCs w:val="18"/>
+              </w:rPr>
+              <w:t>1}{</w:t>
+            </w:r>
+            <w:proofErr w:type="gramEnd"/>
+            <w:r>
+              <w:rPr>
+                <w:rFonts w:ascii="Glacial Indifference" w:hAnsi="Glacial Indifference"/>
+                <w:sz w:val="18"/>
+                <w:szCs w:val="18"/>
+              </w:rPr>
+              <w:t>acquisitionDate}</w:t>
+            </w:r>
+          </w:p>
+        </w:tc>
+        <w:tc>
+          <w:tcPr>
+            <w:tcW w:w="1305" w:type="dxa"/>
+            <w:vAlign w:val="center"/>
+          </w:tcPr>
+          <w:p>
+            <w:pPr>
+              <w:jc w:val="center"/>
+              <w:rPr>
+                <w:rFonts w:ascii="Glacial Indifference" w:hAnsi="Glacial Indifference"/>
+                <w:sz w:val="24"/>
+                <w:szCs w:val="24"/>
+              </w:rPr>
+            </w:pPr>
+            <w:r>
+              <w:rPr>
+                <w:rFonts w:ascii="Glacial Indifference" w:hAnsi="Glacial Indifference"/>
+                <w:sz w:val="24"/>
+                <w:szCs w:val="24"/>
+              </w:rPr>
+              <w:t>{supplier}</w:t>
+            </w:r>
+          </w:p>
+        </w:tc>
+        <w:tc>
+          <w:tcPr>
+            <w:tcW w:w="630" w:type="dxa"/>
+            <w:vAlign w:val="center"/>
+          </w:tcPr>
+          <w:p>
+            <w:pPr>
+              <w:jc w:val="center"/>
+              <w:rPr>
+                <w:rFonts w:ascii="Glacial Indifference" w:hAnsi="Glacial Indifference"/>
+                <w:sz w:val="24"/>
+                <w:szCs w:val="24"/>
+              </w:rPr>
+            </w:pPr>
+            <w:r>
+              <w:rPr>
+                <w:rFonts w:ascii="Glacial Indifference" w:hAnsi="Glacial Indifference"/>
+                <w:sz w:val="20"/>
+                <w:szCs w:val="20"/>
+              </w:rPr>
+              <w:t>{quantity}</w:t>
+            </w:r>
+          </w:p>
+        </w:tc>
+        <w:tc>
+          <w:tcPr>
+            <w:tcW w:w="1632" w:type="dxa"/>
+            <w:vAlign w:val="center"/>
+          </w:tcPr>
+          <w:p>
+            <w:pPr>
+              <w:jc w:val="center"/>
+              <w:rPr>
+                <w:rFonts w:ascii="Glacial Indifference" w:hAnsi="Glacial Indifference"/>
+              </w:rPr>
+            </w:pPr>
+            <w:r>
+              <w:rPr>
+                <w:rFonts w:ascii="Glacial Indifference" w:hAnsi="Glacial Indifference"/>
+              </w:rPr>
+              <w:t>{</w:t>
+            </w:r>
+            <w:proofErr w:type="spellStart"/>
+            <w:r>
+              <w:rPr>
+                <w:rFonts w:ascii="Glacial Indifference" w:hAnsi="Glacial Indifference"/>
+              </w:rPr>
+              <w:t>deviceType</w:t>
+            </w:r>
+            <w:proofErr w:type="spellEnd"/>
+            <w:r>
+              <w:rPr>
+                <w:rFonts w:ascii="Glacial Indifference" w:hAnsi="Glacial Indifference"/>
+              </w:rPr>
+              <w:t>}</w:t>
+            </w:r>
+          </w:p>
+        </w:tc>
+        <w:tc>
+          <w:tcPr>
+            <w:tcW w:w="1993" w:type="dxa"/>
+            <w:vAlign w:val="center"/>
+          </w:tcPr>
+          <w:p>
+            <w:pPr>
+              <w:jc w:val="center"/>
+              <w:rPr>
+                <w:rFonts w:ascii="Glacial Indifference" w:hAnsi="Glacial Indifference"/>
+              </w:rPr>
+            </w:pPr>
+            <w:r>
+              <w:rPr>
+                <w:rFonts w:ascii="Glacial Indifference" w:hAnsi="Glacial Indifference"/>
+              </w:rPr>
+              <w:t>{brand}</w:t>
             </w:r>
           </w:p>
         </w:tc>
@@ -288,120 +429,84 @@
             <w:pPr>
               <w:jc w:val="center"/>
               <w:rPr>
+                <w:rFonts w:ascii="Glacial Indifference" w:hAnsi="Glacial Indifference"/>
+              </w:rPr>
+            </w:pPr>
+            <w:r>
+              <w:rPr>
+                <w:rFonts w:ascii="Glacial Indifference" w:hAnsi="Glacial Indifference"/>
+              </w:rPr>
+              <w:t>{</w:t>
+            </w:r>
+            <w:proofErr w:type="spellStart"/>
+            <w:r>
+              <w:rPr>
+                <w:rFonts w:ascii="Glacial Indifference" w:hAnsi="Glacial Indifference"/>
+              </w:rPr>
+              <w:t>deviceTag</w:t>
+            </w:r>
+            <w:proofErr w:type="spellEnd"/>
+            <w:r>
+              <w:rPr>
+                <w:rFonts w:ascii="Glacial Indifference" w:hAnsi="Glacial Indifference"/>
+              </w:rPr>
+              <w:t>}</w:t>
+            </w:r>
+          </w:p>
+        </w:tc>
+        <w:tc>
+          <w:tcPr>
+            <w:tcW w:w="1391" w:type="dxa"/>
+            <w:vAlign w:val="center"/>
+          </w:tcPr>
+          <w:p>
+            <w:pPr>
+              <w:jc w:val="center"/>
+              <w:rPr>
+                <w:rFonts w:ascii="Glacial Indifference" w:hAnsi="Glacial Indifference"/>
                 <w:sz w:val="24"/>
                 <w:szCs w:val="24"/>
               </w:rPr>
             </w:pPr>
             <w:r>
               <w:rPr>
-                <w:sz w:val="24"/>
-                <w:szCs w:val="24"/>
-              </w:rPr>
-              <w:t>{supplier}</w:t>
-            </w:r>
-          </w:p>
-        </w:tc>
-        <w:tc>
-          <w:tcPr>
-            <w:tcW w:w="759" w:type="dxa"/>
+                <w:rFonts w:ascii="Glacial Indifference" w:hAnsi="Glacial Indifference"/>
+              </w:rPr>
+              <w:t>{client}</w:t>
+            </w:r>
+          </w:p>
+        </w:tc>
+        <w:tc>
+          <w:tcPr>
+            <w:tcW w:w="1391" w:type="dxa"/>
             <w:vAlign w:val="center"/>
           </w:tcPr>
           <w:p>
             <w:pPr>
               <w:jc w:val="center"/>
               <w:rPr>
-                <w:sz w:val="24"/>
-                <w:szCs w:val="24"/>
-              </w:rPr>
-            </w:pPr>
-            <w:r>
-              <w:rPr>
+                <w:rFonts w:ascii="Glacial Indifference" w:hAnsi="Glacial Indifference"/>
                 <w:sz w:val="20"/>
                 <w:szCs w:val="20"/>
               </w:rPr>
-              <w:t>{quantity}</w:t>
-            </w:r>
-          </w:p>
-        </w:tc>
-        <w:tc>
-          <w:tcPr>
-            <w:tcW w:w="1418" w:type="dxa"/>
-            <w:vAlign w:val="center"/>
-          </w:tcPr>
-          <w:p>
-            <w:pPr>
-              <w:jc w:val="center"/>
-            </w:pPr>
-            <w:r>
-              <w:t>{deviceType}</w:t>
-            </w:r>
-          </w:p>
-        </w:tc>
-        <w:tc>
-          <w:tcPr>
-            <w:tcW w:w="1993" w:type="dxa"/>
-            <w:vAlign w:val="center"/>
-          </w:tcPr>
-          <w:p>
-            <w:pPr>
-              <w:jc w:val="center"/>
-            </w:pPr>
-            <w:r>
-              <w:t>{brand}</w:t>
-            </w:r>
-          </w:p>
-        </w:tc>
-        <w:tc>
-          <w:tcPr>
-            <w:tcW w:w="1390" w:type="dxa"/>
-            <w:vAlign w:val="center"/>
-          </w:tcPr>
-          <w:p>
-            <w:pPr>
-              <w:jc w:val="center"/>
-            </w:pPr>
-            <w:r>
-              <w:t>{deviceTag}</w:t>
-            </w:r>
-          </w:p>
-        </w:tc>
-        <w:tc>
-          <w:tcPr>
-            <w:tcW w:w="1391" w:type="dxa"/>
-            <w:vAlign w:val="center"/>
-          </w:tcPr>
-          <w:p>
-            <w:pPr>
-              <w:jc w:val="center"/>
-              <w:rPr>
-                <w:sz w:val="24"/>
-                <w:szCs w:val="24"/>
-              </w:rPr>
-            </w:pPr>
-            <w:r>
-              <w:t>{client}</w:t>
-            </w:r>
-          </w:p>
-        </w:tc>
-        <w:tc>
-          <w:tcPr>
-            <w:tcW w:w="1391" w:type="dxa"/>
-            <w:vAlign w:val="center"/>
-          </w:tcPr>
-          <w:p>
-            <w:pPr>
-              <w:jc w:val="center"/>
-              <w:rPr>
+            </w:pPr>
+            <w:proofErr w:type="gramStart"/>
+            <w:r>
+              <w:rPr>
+                <w:rFonts w:ascii="Glacial Indifference" w:hAnsi="Glacial Indifference"/>
                 <w:sz w:val="20"/>
                 <w:szCs w:val="20"/>
               </w:rPr>
-            </w:pPr>
-            <w:r>
-              <w:rPr>
+              <w:t>{remarks}{/</w:t>
+            </w:r>
+            <w:proofErr w:type="gramEnd"/>
+            <w:r>
+              <w:rPr>
+                <w:rFonts w:ascii="Glacial Indifference" w:hAnsi="Glacial Indifference"/>
                 <w:sz w:val="20"/>
                 <w:szCs w:val="20"/>
               </w:rPr>
-              <w:t>{remarks}{/devicesPage1}</w:t>
+              <w:t>devicesPage1}</w:t>
             </w:r>
           </w:p>
         </w:tc>
@@ -411,6 +516,7 @@
       <w:pPr>
         <w:jc w:val="center"/>
         <w:rPr>
+          <w:rFonts w:ascii="Glacial Indifference" w:hAnsi="Glacial Indifference"/>
           <w:b/>
           <w:bCs/>
           <w:u w:val="single"/>
@@ -420,6 +526,7 @@
     <w:p>
       <w:pPr>
         <w:rPr>
+          <w:rFonts w:ascii="Glacial Indifference" w:hAnsi="Glacial Indifference"/>
           <w:b/>
           <w:bCs/>
           <w:sz w:val="24"/>
@@ -431,6 +538,7 @@
     <w:p>
       <w:pPr>
         <w:rPr>
+          <w:rFonts w:ascii="Glacial Indifference" w:hAnsi="Glacial Indifference"/>
           <w:b/>
           <w:bCs/>
           <w:sz w:val="24"/>
@@ -439,6 +547,7 @@
       </w:pPr>
       <w:r>
         <w:rPr>
+          <w:rFonts w:ascii="Glacial Indifference" w:hAnsi="Glacial Indifference"/>
           <w:b/>
           <w:bCs/>
           <w:sz w:val="24"/>
@@ -451,6 +560,7 @@
       <w:pPr>
         <w:jc w:val="center"/>
         <w:rPr>
+          <w:rFonts w:ascii="Glacial Indifference" w:hAnsi="Glacial Indifference"/>
           <w:b/>
           <w:bCs/>
           <w:u w:val="single"/>
@@ -458,6 +568,7 @@
       </w:pPr>
       <w:r>
         <w:rPr>
+          <w:rFonts w:ascii="Glacial Indifference" w:hAnsi="Glacial Indifference"/>
           <w:b/>
           <w:bCs/>
           <w:u w:val="single"/>
@@ -470,6 +581,7 @@
       <w:pPr>
         <w:jc w:val="center"/>
         <w:rPr>
+          <w:rFonts w:ascii="Glacial Indifference" w:hAnsi="Glacial Indifference"/>
           <w:b/>
           <w:bCs/>
           <w:u w:val="single"/>
@@ -506,6 +618,7 @@
             <w:pPr>
               <w:jc w:val="center"/>
               <w:rPr>
+                <w:rFonts w:ascii="Glacial Indifference" w:hAnsi="Glacial Indifference"/>
                 <w:b/>
                 <w:bCs/>
                 <w:sz w:val="24"/>
@@ -514,6 +627,7 @@
             </w:pPr>
             <w:r>
               <w:rPr>
+                <w:rFonts w:ascii="Glacial Indifference" w:hAnsi="Glacial Indifference"/>
                 <w:b/>
                 <w:bCs/>
                 <w:sz w:val="18"/>
@@ -531,6 +645,7 @@
             <w:pPr>
               <w:jc w:val="center"/>
               <w:rPr>
+                <w:rFonts w:ascii="Glacial Indifference" w:hAnsi="Glacial Indifference"/>
                 <w:b/>
                 <w:bCs/>
                 <w:sz w:val="24"/>
@@ -539,6 +654,7 @@
             </w:pPr>
             <w:r>
               <w:rPr>
+                <w:rFonts w:ascii="Glacial Indifference" w:hAnsi="Glacial Indifference"/>
                 <w:b/>
                 <w:bCs/>
                 <w:sz w:val="20"/>
@@ -556,6 +672,7 @@
             <w:pPr>
               <w:jc w:val="center"/>
               <w:rPr>
+                <w:rFonts w:ascii="Glacial Indifference" w:hAnsi="Glacial Indifference"/>
                 <w:b/>
                 <w:bCs/>
                 <w:sz w:val="24"/>
@@ -564,6 +681,7 @@
             </w:pPr>
             <w:r>
               <w:rPr>
+                <w:rFonts w:ascii="Glacial Indifference" w:hAnsi="Glacial Indifference"/>
                 <w:b/>
                 <w:bCs/>
                 <w:sz w:val="20"/>
@@ -581,6 +699,7 @@
             <w:pPr>
               <w:jc w:val="center"/>
               <w:rPr>
+                <w:rFonts w:ascii="Glacial Indifference" w:hAnsi="Glacial Indifference"/>
                 <w:b/>
                 <w:bCs/>
                 <w:sz w:val="24"/>
@@ -589,6 +708,7 @@
             </w:pPr>
             <w:r>
               <w:rPr>
+                <w:rFonts w:ascii="Glacial Indifference" w:hAnsi="Glacial Indifference"/>
                 <w:b/>
                 <w:bCs/>
                 <w:sz w:val="20"/>
@@ -606,6 +726,7 @@
             <w:pPr>
               <w:jc w:val="center"/>
               <w:rPr>
+                <w:rFonts w:ascii="Glacial Indifference" w:hAnsi="Glacial Indifference"/>
                 <w:b/>
                 <w:bCs/>
                 <w:sz w:val="24"/>
@@ -614,6 +735,7 @@
             </w:pPr>
             <w:r>
               <w:rPr>
+                <w:rFonts w:ascii="Glacial Indifference" w:hAnsi="Glacial Indifference"/>
                 <w:b/>
                 <w:bCs/>
                 <w:sz w:val="20"/>
@@ -631,6 +753,7 @@
             <w:pPr>
               <w:jc w:val="center"/>
               <w:rPr>
+                <w:rFonts w:ascii="Glacial Indifference" w:hAnsi="Glacial Indifference"/>
                 <w:b/>
                 <w:bCs/>
                 <w:sz w:val="24"/>
@@ -639,6 +762,7 @@
             </w:pPr>
             <w:r>
               <w:rPr>
+                <w:rFonts w:ascii="Glacial Indifference" w:hAnsi="Glacial Indifference"/>
                 <w:b/>
                 <w:bCs/>
                 <w:sz w:val="20"/>
@@ -656,6 +780,7 @@
             <w:pPr>
               <w:jc w:val="center"/>
               <w:rPr>
+                <w:rFonts w:ascii="Glacial Indifference" w:hAnsi="Glacial Indifference"/>
                 <w:b/>
                 <w:bCs/>
                 <w:sz w:val="24"/>
@@ -664,6 +789,7 @@
             </w:pPr>
             <w:r>
               <w:rPr>
+                <w:rFonts w:ascii="Glacial Indifference" w:hAnsi="Glacial Indifference"/>
                 <w:b/>
                 <w:bCs/>
                 <w:sz w:val="20"/>
@@ -681,6 +807,7 @@
             <w:pPr>
               <w:jc w:val="center"/>
               <w:rPr>
+                <w:rFonts w:ascii="Glacial Indifference" w:hAnsi="Glacial Indifference"/>
                 <w:b/>
                 <w:bCs/>
                 <w:sz w:val="24"/>
@@ -689,6 +816,7 @@
             </w:pPr>
             <w:r>
               <w:rPr>
+                <w:rFonts w:ascii="Glacial Indifference" w:hAnsi="Glacial Indifference"/>
                 <w:b/>
                 <w:bCs/>
                 <w:sz w:val="20"/>
@@ -712,30 +840,36 @@
             <w:pPr>
               <w:jc w:val="center"/>
               <w:rPr>
+                <w:rFonts w:ascii="Glacial Indifference" w:hAnsi="Glacial Indifference"/>
                 <w:sz w:val="24"/>
                 <w:szCs w:val="24"/>
               </w:rPr>
             </w:pPr>
             <w:r>
               <w:rPr>
+                <w:rFonts w:ascii="Glacial Indifference" w:hAnsi="Glacial Indifference"/>
                 <w:sz w:val="18"/>
                 <w:szCs w:val="18"/>
               </w:rPr>
               <w:t>{#devicesPage</w:t>
             </w:r>
-            <w:r>
-              <w:rPr>
+            <w:proofErr w:type="gramStart"/>
+            <w:r>
+              <w:rPr>
+                <w:rFonts w:ascii="Glacial Indifference" w:hAnsi="Glacial Indifference"/>
                 <w:sz w:val="18"/>
                 <w:szCs w:val="18"/>
               </w:rPr>
-              <w:t>2</w:t>
-            </w:r>
-            <w:r>
-              <w:rPr>
+              <w:t>2}{</w:t>
+            </w:r>
+            <w:proofErr w:type="gramEnd"/>
+            <w:r>
+              <w:rPr>
+                <w:rFonts w:ascii="Glacial Indifference" w:hAnsi="Glacial Indifference"/>
                 <w:sz w:val="18"/>
                 <w:szCs w:val="18"/>
               </w:rPr>
-              <w:t>}{acquisitionDate}</w:t>
+              <w:t>acquisitionDate}</w:t>
             </w:r>
           </w:p>
         </w:tc>
@@ -748,12 +882,14 @@
             <w:pPr>
               <w:jc w:val="center"/>
               <w:rPr>
+                <w:rFonts w:ascii="Glacial Indifference" w:hAnsi="Glacial Indifference"/>
                 <w:sz w:val="24"/>
                 <w:szCs w:val="24"/>
               </w:rPr>
             </w:pPr>
             <w:r>
               <w:rPr>
+                <w:rFonts w:ascii="Glacial Indifference" w:hAnsi="Glacial Indifference"/>
                 <w:sz w:val="24"/>
                 <w:szCs w:val="24"/>
               </w:rPr>
@@ -770,12 +906,14 @@
             <w:pPr>
               <w:jc w:val="center"/>
               <w:rPr>
+                <w:rFonts w:ascii="Glacial Indifference" w:hAnsi="Glacial Indifference"/>
                 <w:sz w:val="24"/>
                 <w:szCs w:val="24"/>
               </w:rPr>
             </w:pPr>
             <w:r>
               <w:rPr>
+                <w:rFonts w:ascii="Glacial Indifference" w:hAnsi="Glacial Indifference"/>
                 <w:sz w:val="20"/>
                 <w:szCs w:val="20"/>
               </w:rPr>
@@ -792,12 +930,30 @@
             <w:pPr>
               <w:jc w:val="center"/>
               <w:rPr>
+                <w:rFonts w:ascii="Glacial Indifference" w:hAnsi="Glacial Indifference"/>
                 <w:sz w:val="24"/>
                 <w:szCs w:val="24"/>
               </w:rPr>
             </w:pPr>
             <w:r>
-              <w:t>{deviceType}</w:t>
+              <w:rPr>
+                <w:rFonts w:ascii="Glacial Indifference" w:hAnsi="Glacial Indifference"/>
+              </w:rPr>
+              <w:t>{</w:t>
+            </w:r>
+            <w:proofErr w:type="spellStart"/>
+            <w:r>
+              <w:rPr>
+                <w:rFonts w:ascii="Glacial Indifference" w:hAnsi="Glacial Indifference"/>
+              </w:rPr>
+              <w:t>deviceType</w:t>
+            </w:r>
+            <w:proofErr w:type="spellEnd"/>
+            <w:r>
+              <w:rPr>
+                <w:rFonts w:ascii="Glacial Indifference" w:hAnsi="Glacial Indifference"/>
+              </w:rPr>
+              <w:t>}</w:t>
             </w:r>
           </w:p>
         </w:tc>
@@ -810,11 +966,15 @@
             <w:pPr>
               <w:jc w:val="center"/>
               <w:rPr>
+                <w:rFonts w:ascii="Glacial Indifference" w:hAnsi="Glacial Indifference"/>
                 <w:sz w:val="24"/>
                 <w:szCs w:val="24"/>
               </w:rPr>
             </w:pPr>
             <w:r>
+              <w:rPr>
+                <w:rFonts w:ascii="Glacial Indifference" w:hAnsi="Glacial Indifference"/>
+              </w:rPr>
               <w:t>{brand}</w:t>
             </w:r>
           </w:p>
@@ -828,12 +988,30 @@
             <w:pPr>
               <w:jc w:val="center"/>
               <w:rPr>
+                <w:rFonts w:ascii="Glacial Indifference" w:hAnsi="Glacial Indifference"/>
                 <w:sz w:val="24"/>
                 <w:szCs w:val="24"/>
               </w:rPr>
             </w:pPr>
             <w:r>
-              <w:t>{deviceTag}</w:t>
+              <w:rPr>
+                <w:rFonts w:ascii="Glacial Indifference" w:hAnsi="Glacial Indifference"/>
+              </w:rPr>
+              <w:t>{</w:t>
+            </w:r>
+            <w:proofErr w:type="spellStart"/>
+            <w:r>
+              <w:rPr>
+                <w:rFonts w:ascii="Glacial Indifference" w:hAnsi="Glacial Indifference"/>
+              </w:rPr>
+              <w:t>deviceTag</w:t>
+            </w:r>
+            <w:proofErr w:type="spellEnd"/>
+            <w:r>
+              <w:rPr>
+                <w:rFonts w:ascii="Glacial Indifference" w:hAnsi="Glacial Indifference"/>
+              </w:rPr>
+              <w:t>}</w:t>
             </w:r>
           </w:p>
         </w:tc>
@@ -846,11 +1024,15 @@
             <w:pPr>
               <w:jc w:val="center"/>
               <w:rPr>
+                <w:rFonts w:ascii="Glacial Indifference" w:hAnsi="Glacial Indifference"/>
                 <w:sz w:val="24"/>
                 <w:szCs w:val="24"/>
               </w:rPr>
             </w:pPr>
             <w:r>
+              <w:rPr>
+                <w:rFonts w:ascii="Glacial Indifference" w:hAnsi="Glacial Indifference"/>
+              </w:rPr>
               <w:t>{client}</w:t>
             </w:r>
           </w:p>
@@ -864,30 +1046,28 @@
             <w:pPr>
               <w:jc w:val="center"/>
               <w:rPr>
+                <w:rFonts w:ascii="Glacial Indifference" w:hAnsi="Glacial Indifference"/>
                 <w:sz w:val="24"/>
                 <w:szCs w:val="24"/>
               </w:rPr>
             </w:pPr>
-            <w:r>
-              <w:rPr>
+            <w:proofErr w:type="gramStart"/>
+            <w:r>
+              <w:rPr>
+                <w:rFonts w:ascii="Glacial Indifference" w:hAnsi="Glacial Indifference"/>
                 <w:sz w:val="20"/>
                 <w:szCs w:val="20"/>
               </w:rPr>
-              <w:t>{remarks}{/devicesPage</w:t>
-            </w:r>
-            <w:r>
-              <w:rPr>
+              <w:t>{remarks}{/</w:t>
+            </w:r>
+            <w:proofErr w:type="gramEnd"/>
+            <w:r>
+              <w:rPr>
+                <w:rFonts w:ascii="Glacial Indifference" w:hAnsi="Glacial Indifference"/>
                 <w:sz w:val="20"/>
                 <w:szCs w:val="20"/>
               </w:rPr>
-              <w:t>2</w:t>
-            </w:r>
-            <w:r>
-              <w:rPr>
-                <w:sz w:val="20"/>
-                <w:szCs w:val="20"/>
-              </w:rPr>
-              <w:t>}</w:t>
+              <w:t>devicesPage2}</w:t>
             </w:r>
           </w:p>
         </w:tc>
@@ -896,6 +1076,7 @@
     <w:p>
       <w:pPr>
         <w:rPr>
+          <w:rFonts w:ascii="Glacial Indifference" w:hAnsi="Glacial Indifference"/>
           <w:b/>
           <w:bCs/>
           <w:sz w:val="24"/>
@@ -906,6 +1087,7 @@
     <w:p>
       <w:pPr>
         <w:rPr>
+          <w:rFonts w:ascii="Glacial Indifference" w:hAnsi="Glacial Indifference"/>
           <w:b/>
           <w:bCs/>
           <w:sz w:val="24"/>
@@ -914,6 +1096,7 @@
       </w:pPr>
       <w:r>
         <w:rPr>
+          <w:rFonts w:ascii="Glacial Indifference" w:hAnsi="Glacial Indifference"/>
           <w:b/>
           <w:bCs/>
           <w:sz w:val="24"/>
@@ -925,6 +1108,7 @@
     <w:p>
       <w:pPr>
         <w:rPr>
+          <w:rFonts w:ascii="Glacial Indifference" w:hAnsi="Glacial Indifference"/>
           <w:b/>
           <w:bCs/>
           <w:sz w:val="24"/>
@@ -936,6 +1120,7 @@
       <w:pPr>
         <w:jc w:val="center"/>
         <w:rPr>
+          <w:rFonts w:ascii="Glacial Indifference" w:hAnsi="Glacial Indifference"/>
           <w:b/>
           <w:bCs/>
           <w:u w:val="single"/>
@@ -943,6 +1128,7 @@
       </w:pPr>
       <w:r>
         <w:rPr>
+          <w:rFonts w:ascii="Glacial Indifference" w:hAnsi="Glacial Indifference"/>
           <w:b/>
           <w:bCs/>
           <w:u w:val="single"/>
@@ -980,6 +1166,7 @@
             <w:pPr>
               <w:jc w:val="center"/>
               <w:rPr>
+                <w:rFonts w:ascii="Glacial Indifference" w:hAnsi="Glacial Indifference"/>
                 <w:b/>
                 <w:bCs/>
                 <w:sz w:val="24"/>
@@ -988,6 +1175,7 @@
             </w:pPr>
             <w:r>
               <w:rPr>
+                <w:rFonts w:ascii="Glacial Indifference" w:hAnsi="Glacial Indifference"/>
                 <w:b/>
                 <w:bCs/>
                 <w:sz w:val="18"/>
@@ -1005,6 +1193,7 @@
             <w:pPr>
               <w:jc w:val="center"/>
               <w:rPr>
+                <w:rFonts w:ascii="Glacial Indifference" w:hAnsi="Glacial Indifference"/>
                 <w:b/>
                 <w:bCs/>
                 <w:sz w:val="24"/>
@@ -1013,6 +1202,7 @@
             </w:pPr>
             <w:r>
               <w:rPr>
+                <w:rFonts w:ascii="Glacial Indifference" w:hAnsi="Glacial Indifference"/>
                 <w:b/>
                 <w:bCs/>
                 <w:sz w:val="20"/>
@@ -1030,6 +1220,7 @@
             <w:pPr>
               <w:jc w:val="center"/>
               <w:rPr>
+                <w:rFonts w:ascii="Glacial Indifference" w:hAnsi="Glacial Indifference"/>
                 <w:b/>
                 <w:bCs/>
                 <w:sz w:val="24"/>
@@ -1038,6 +1229,7 @@
             </w:pPr>
             <w:r>
               <w:rPr>
+                <w:rFonts w:ascii="Glacial Indifference" w:hAnsi="Glacial Indifference"/>
                 <w:b/>
                 <w:bCs/>
                 <w:sz w:val="20"/>
@@ -1055,6 +1247,7 @@
             <w:pPr>
               <w:jc w:val="center"/>
               <w:rPr>
+                <w:rFonts w:ascii="Glacial Indifference" w:hAnsi="Glacial Indifference"/>
                 <w:b/>
                 <w:bCs/>
                 <w:sz w:val="24"/>
@@ -1063,6 +1256,7 @@
             </w:pPr>
             <w:r>
               <w:rPr>
+                <w:rFonts w:ascii="Glacial Indifference" w:hAnsi="Glacial Indifference"/>
                 <w:b/>
                 <w:bCs/>
                 <w:sz w:val="20"/>
@@ -1080,6 +1274,7 @@
             <w:pPr>
               <w:jc w:val="center"/>
               <w:rPr>
+                <w:rFonts w:ascii="Glacial Indifference" w:hAnsi="Glacial Indifference"/>
                 <w:b/>
                 <w:bCs/>
                 <w:sz w:val="24"/>
@@ -1088,6 +1283,7 @@
             </w:pPr>
             <w:r>
               <w:rPr>
+                <w:rFonts w:ascii="Glacial Indifference" w:hAnsi="Glacial Indifference"/>
                 <w:b/>
                 <w:bCs/>
                 <w:sz w:val="20"/>
@@ -1105,6 +1301,7 @@
             <w:pPr>
               <w:jc w:val="center"/>
               <w:rPr>
+                <w:rFonts w:ascii="Glacial Indifference" w:hAnsi="Glacial Indifference"/>
                 <w:b/>
                 <w:bCs/>
                 <w:sz w:val="24"/>
@@ -1113,6 +1310,7 @@
             </w:pPr>
             <w:r>
               <w:rPr>
+                <w:rFonts w:ascii="Glacial Indifference" w:hAnsi="Glacial Indifference"/>
                 <w:b/>
                 <w:bCs/>
                 <w:sz w:val="20"/>
@@ -1130,6 +1328,7 @@
             <w:pPr>
               <w:jc w:val="center"/>
               <w:rPr>
+                <w:rFonts w:ascii="Glacial Indifference" w:hAnsi="Glacial Indifference"/>
                 <w:b/>
                 <w:bCs/>
                 <w:sz w:val="24"/>
@@ -1138,6 +1337,7 @@
             </w:pPr>
             <w:r>
               <w:rPr>
+                <w:rFonts w:ascii="Glacial Indifference" w:hAnsi="Glacial Indifference"/>
                 <w:b/>
                 <w:bCs/>
                 <w:sz w:val="20"/>
@@ -1155,6 +1355,7 @@
             <w:pPr>
               <w:jc w:val="center"/>
               <w:rPr>
+                <w:rFonts w:ascii="Glacial Indifference" w:hAnsi="Glacial Indifference"/>
                 <w:b/>
                 <w:bCs/>
                 <w:sz w:val="24"/>
@@ -1163,6 +1364,7 @@
             </w:pPr>
             <w:r>
               <w:rPr>
+                <w:rFonts w:ascii="Glacial Indifference" w:hAnsi="Glacial Indifference"/>
                 <w:b/>
                 <w:bCs/>
                 <w:sz w:val="20"/>
@@ -1186,30 +1388,36 @@
             <w:pPr>
               <w:jc w:val="center"/>
               <w:rPr>
+                <w:rFonts w:ascii="Glacial Indifference" w:hAnsi="Glacial Indifference"/>
                 <w:sz w:val="24"/>
                 <w:szCs w:val="24"/>
               </w:rPr>
             </w:pPr>
             <w:r>
               <w:rPr>
+                <w:rFonts w:ascii="Glacial Indifference" w:hAnsi="Glacial Indifference"/>
                 <w:sz w:val="18"/>
                 <w:szCs w:val="18"/>
               </w:rPr>
               <w:t>{#devicesPage</w:t>
             </w:r>
-            <w:r>
-              <w:rPr>
+            <w:proofErr w:type="gramStart"/>
+            <w:r>
+              <w:rPr>
+                <w:rFonts w:ascii="Glacial Indifference" w:hAnsi="Glacial Indifference"/>
                 <w:sz w:val="18"/>
                 <w:szCs w:val="18"/>
               </w:rPr>
-              <w:t>3</w:t>
-            </w:r>
-            <w:r>
-              <w:rPr>
+              <w:t>3}{</w:t>
+            </w:r>
+            <w:proofErr w:type="gramEnd"/>
+            <w:r>
+              <w:rPr>
+                <w:rFonts w:ascii="Glacial Indifference" w:hAnsi="Glacial Indifference"/>
                 <w:sz w:val="18"/>
                 <w:szCs w:val="18"/>
               </w:rPr>
-              <w:t>}{acquisitionDate}</w:t>
+              <w:t>acquisitionDate}</w:t>
             </w:r>
           </w:p>
         </w:tc>
@@ -1222,12 +1430,14 @@
             <w:pPr>
               <w:jc w:val="center"/>
               <w:rPr>
+                <w:rFonts w:ascii="Glacial Indifference" w:hAnsi="Glacial Indifference"/>
                 <w:sz w:val="24"/>
                 <w:szCs w:val="24"/>
               </w:rPr>
             </w:pPr>
             <w:r>
               <w:rPr>
+                <w:rFonts w:ascii="Glacial Indifference" w:hAnsi="Glacial Indifference"/>
                 <w:sz w:val="24"/>
                 <w:szCs w:val="24"/>
               </w:rPr>
@@ -1244,12 +1454,14 @@
             <w:pPr>
               <w:jc w:val="center"/>
               <w:rPr>
+                <w:rFonts w:ascii="Glacial Indifference" w:hAnsi="Glacial Indifference"/>
                 <w:sz w:val="24"/>
                 <w:szCs w:val="24"/>
               </w:rPr>
             </w:pPr>
             <w:r>
               <w:rPr>
+                <w:rFonts w:ascii="Glacial Indifference" w:hAnsi="Glacial Indifference"/>
                 <w:sz w:val="20"/>
                 <w:szCs w:val="20"/>
               </w:rPr>
@@ -1266,12 +1478,30 @@
             <w:pPr>
               <w:jc w:val="center"/>
               <w:rPr>
+                <w:rFonts w:ascii="Glacial Indifference" w:hAnsi="Glacial Indifference"/>
                 <w:sz w:val="24"/>
                 <w:szCs w:val="24"/>
               </w:rPr>
             </w:pPr>
             <w:r>
-              <w:t>{deviceType}</w:t>
+              <w:rPr>
+                <w:rFonts w:ascii="Glacial Indifference" w:hAnsi="Glacial Indifference"/>
+              </w:rPr>
+              <w:t>{</w:t>
+            </w:r>
+            <w:proofErr w:type="spellStart"/>
+            <w:r>
+              <w:rPr>
+                <w:rFonts w:ascii="Glacial Indifference" w:hAnsi="Glacial Indifference"/>
+              </w:rPr>
+              <w:t>deviceType</w:t>
+            </w:r>
+            <w:proofErr w:type="spellEnd"/>
+            <w:r>
+              <w:rPr>
+                <w:rFonts w:ascii="Glacial Indifference" w:hAnsi="Glacial Indifference"/>
+              </w:rPr>
+              <w:t>}</w:t>
             </w:r>
           </w:p>
         </w:tc>
@@ -1284,11 +1514,15 @@
             <w:pPr>
               <w:jc w:val="center"/>
               <w:rPr>
+                <w:rFonts w:ascii="Glacial Indifference" w:hAnsi="Glacial Indifference"/>
                 <w:sz w:val="24"/>
                 <w:szCs w:val="24"/>
               </w:rPr>
             </w:pPr>
             <w:r>
+              <w:rPr>
+                <w:rFonts w:ascii="Glacial Indifference" w:hAnsi="Glacial Indifference"/>
+              </w:rPr>
               <w:t>{brand}</w:t>
             </w:r>
           </w:p>
@@ -1302,12 +1536,30 @@
             <w:pPr>
               <w:jc w:val="center"/>
               <w:rPr>
+                <w:rFonts w:ascii="Glacial Indifference" w:hAnsi="Glacial Indifference"/>
                 <w:sz w:val="24"/>
                 <w:szCs w:val="24"/>
               </w:rPr>
             </w:pPr>
             <w:r>
-              <w:t>{deviceTag}</w:t>
+              <w:rPr>
+                <w:rFonts w:ascii="Glacial Indifference" w:hAnsi="Glacial Indifference"/>
+              </w:rPr>
+              <w:t>{</w:t>
+            </w:r>
+            <w:proofErr w:type="spellStart"/>
+            <w:r>
+              <w:rPr>
+                <w:rFonts w:ascii="Glacial Indifference" w:hAnsi="Glacial Indifference"/>
+              </w:rPr>
+              <w:t>deviceTag</w:t>
+            </w:r>
+            <w:proofErr w:type="spellEnd"/>
+            <w:r>
+              <w:rPr>
+                <w:rFonts w:ascii="Glacial Indifference" w:hAnsi="Glacial Indifference"/>
+              </w:rPr>
+              <w:t>}</w:t>
             </w:r>
           </w:p>
         </w:tc>
@@ -1320,11 +1572,15 @@
             <w:pPr>
               <w:jc w:val="center"/>
               <w:rPr>
+                <w:rFonts w:ascii="Glacial Indifference" w:hAnsi="Glacial Indifference"/>
                 <w:sz w:val="24"/>
                 <w:szCs w:val="24"/>
               </w:rPr>
             </w:pPr>
             <w:r>
+              <w:rPr>
+                <w:rFonts w:ascii="Glacial Indifference" w:hAnsi="Glacial Indifference"/>
+              </w:rPr>
               <w:t>{client}</w:t>
             </w:r>
           </w:p>
@@ -1338,30 +1594,28 @@
             <w:pPr>
               <w:jc w:val="center"/>
               <w:rPr>
+                <w:rFonts w:ascii="Glacial Indifference" w:hAnsi="Glacial Indifference"/>
                 <w:sz w:val="24"/>
                 <w:szCs w:val="24"/>
               </w:rPr>
             </w:pPr>
-            <w:r>
-              <w:rPr>
+            <w:proofErr w:type="gramStart"/>
+            <w:r>
+              <w:rPr>
+                <w:rFonts w:ascii="Glacial Indifference" w:hAnsi="Glacial Indifference"/>
                 <w:sz w:val="20"/>
                 <w:szCs w:val="20"/>
               </w:rPr>
-              <w:t>{remarks}{/devicesPage</w:t>
-            </w:r>
-            <w:r>
-              <w:rPr>
+              <w:t>{remarks}{/</w:t>
+            </w:r>
+            <w:proofErr w:type="gramEnd"/>
+            <w:r>
+              <w:rPr>
+                <w:rFonts w:ascii="Glacial Indifference" w:hAnsi="Glacial Indifference"/>
                 <w:sz w:val="20"/>
                 <w:szCs w:val="20"/>
               </w:rPr>
-              <w:t>3</w:t>
-            </w:r>
-            <w:r>
-              <w:rPr>
-                <w:sz w:val="20"/>
-                <w:szCs w:val="20"/>
-              </w:rPr>
-              <w:t>}</w:t>
+              <w:t>devicesPage3}</w:t>
             </w:r>
           </w:p>
         </w:tc>
@@ -1371,6 +1625,7 @@
       <w:pPr>
         <w:jc w:val="center"/>
         <w:rPr>
+          <w:rFonts w:ascii="Glacial Indifference" w:hAnsi="Glacial Indifference"/>
           <w:b/>
           <w:bCs/>
           <w:u w:val="single"/>
@@ -1380,6 +1635,7 @@
     <w:p>
       <w:pPr>
         <w:rPr>
+          <w:rFonts w:ascii="Glacial Indifference" w:hAnsi="Glacial Indifference"/>
           <w:b/>
           <w:bCs/>
           <w:sz w:val="24"/>
@@ -1390,6 +1646,7 @@
     <w:p>
       <w:pPr>
         <w:rPr>
+          <w:rFonts w:ascii="Glacial Indifference" w:hAnsi="Glacial Indifference"/>
           <w:sz w:val="24"/>
           <w:szCs w:val="24"/>
           <w:u w:val="single"/>
@@ -1397,6 +1654,7 @@
       </w:pPr>
       <w:r>
         <w:rPr>
+          <w:rFonts w:ascii="Glacial Indifference" w:hAnsi="Glacial Indifference"/>
           <w:sz w:val="24"/>
           <w:szCs w:val="24"/>
         </w:rPr>
@@ -1404,6 +1662,7 @@
       </w:r>
       <w:r>
         <w:rPr>
+          <w:rFonts w:ascii="Glacial Indifference" w:hAnsi="Glacial Indifference"/>
           <w:sz w:val="24"/>
           <w:szCs w:val="24"/>
         </w:rPr>
@@ -1411,6 +1670,7 @@
       </w:r>
       <w:r>
         <w:rPr>
+          <w:rFonts w:ascii="Glacial Indifference" w:hAnsi="Glacial Indifference"/>
           <w:sz w:val="24"/>
           <w:szCs w:val="24"/>
         </w:rPr>
@@ -1418,6 +1678,7 @@
       </w:r>
       <w:r>
         <w:rPr>
+          <w:rFonts w:ascii="Glacial Indifference" w:hAnsi="Glacial Indifference"/>
           <w:sz w:val="24"/>
           <w:szCs w:val="24"/>
         </w:rPr>
@@ -1425,6 +1686,7 @@
       </w:r>
       <w:r>
         <w:rPr>
+          <w:rFonts w:ascii="Glacial Indifference" w:hAnsi="Glacial Indifference"/>
           <w:sz w:val="24"/>
           <w:szCs w:val="24"/>
         </w:rPr>
@@ -1432,6 +1694,7 @@
       </w:r>
       <w:r>
         <w:rPr>
+          <w:rFonts w:ascii="Glacial Indifference" w:hAnsi="Glacial Indifference"/>
           <w:sz w:val="24"/>
           <w:szCs w:val="24"/>
         </w:rPr>
@@ -1439,6 +1702,7 @@
       </w:r>
       <w:r>
         <w:rPr>
+          <w:rFonts w:ascii="Glacial Indifference" w:hAnsi="Glacial Indifference"/>
           <w:sz w:val="24"/>
           <w:szCs w:val="24"/>
         </w:rPr>
@@ -1446,6 +1710,7 @@
       </w:r>
       <w:r>
         <w:rPr>
+          <w:rFonts w:ascii="Glacial Indifference" w:hAnsi="Glacial Indifference"/>
           <w:sz w:val="24"/>
           <w:szCs w:val="24"/>
         </w:rPr>
@@ -1453,6 +1718,7 @@
       </w:r>
       <w:r>
         <w:rPr>
+          <w:rFonts w:ascii="Glacial Indifference" w:hAnsi="Glacial Indifference"/>
           <w:sz w:val="24"/>
           <w:szCs w:val="24"/>
         </w:rPr>
@@ -1460,6 +1726,7 @@
       </w:r>
       <w:r>
         <w:rPr>
+          <w:rFonts w:ascii="Glacial Indifference" w:hAnsi="Glacial Indifference"/>
           <w:sz w:val="24"/>
           <w:szCs w:val="24"/>
         </w:rPr>
@@ -1467,6 +1734,7 @@
       </w:r>
       <w:r>
         <w:rPr>
+          <w:rFonts w:ascii="Glacial Indifference" w:hAnsi="Glacial Indifference"/>
           <w:sz w:val="24"/>
           <w:szCs w:val="24"/>
         </w:rPr>
@@ -1474,6 +1742,7 @@
       </w:r>
       <w:r>
         <w:rPr>
+          <w:rFonts w:ascii="Glacial Indifference" w:hAnsi="Glacial Indifference"/>
           <w:sz w:val="24"/>
           <w:szCs w:val="24"/>
         </w:rPr>
@@ -1481,6 +1750,7 @@
       </w:r>
       <w:r>
         <w:rPr>
+          <w:rFonts w:ascii="Glacial Indifference" w:hAnsi="Glacial Indifference"/>
           <w:sz w:val="24"/>
           <w:szCs w:val="24"/>
         </w:rPr>
@@ -1488,6 +1758,7 @@
       </w:r>
       <w:r>
         <w:rPr>
+          <w:rFonts w:ascii="Glacial Indifference" w:hAnsi="Glacial Indifference"/>
           <w:sz w:val="24"/>
           <w:szCs w:val="24"/>
         </w:rPr>
@@ -1495,6 +1766,7 @@
       </w:r>
       <w:r>
         <w:rPr>
+          <w:rFonts w:ascii="Glacial Indifference" w:hAnsi="Glacial Indifference"/>
           <w:sz w:val="24"/>
           <w:szCs w:val="24"/>
         </w:rPr>
@@ -1502,6 +1774,7 @@
       </w:r>
       <w:r>
         <w:rPr>
+          <w:rFonts w:ascii="Glacial Indifference" w:hAnsi="Glacial Indifference"/>
           <w:sz w:val="24"/>
           <w:szCs w:val="24"/>
         </w:rPr>
@@ -1509,6 +1782,7 @@
       </w:r>
       <w:r>
         <w:rPr>
+          <w:rFonts w:ascii="Glacial Indifference" w:hAnsi="Glacial Indifference"/>
           <w:sz w:val="24"/>
           <w:szCs w:val="24"/>
         </w:rPr>
@@ -1516,6 +1790,7 @@
       </w:r>
       <w:r>
         <w:rPr>
+          <w:rFonts w:ascii="Glacial Indifference" w:hAnsi="Glacial Indifference"/>
           <w:sz w:val="24"/>
           <w:szCs w:val="24"/>
         </w:rPr>
@@ -1523,6 +1798,7 @@
       </w:r>
       <w:r>
         <w:rPr>
+          <w:rFonts w:ascii="Glacial Indifference" w:hAnsi="Glacial Indifference"/>
           <w:sz w:val="24"/>
           <w:szCs w:val="24"/>
         </w:rPr>
@@ -1530,6 +1806,7 @@
       </w:r>
       <w:r>
         <w:rPr>
+          <w:rFonts w:ascii="Glacial Indifference" w:hAnsi="Glacial Indifference"/>
           <w:sz w:val="24"/>
           <w:szCs w:val="24"/>
         </w:rPr>
@@ -1537,6 +1814,7 @@
       </w:r>
       <w:r>
         <w:rPr>
+          <w:rFonts w:ascii="Glacial Indifference" w:hAnsi="Glacial Indifference"/>
           <w:sz w:val="24"/>
           <w:szCs w:val="24"/>
         </w:rPr>
@@ -1544,6 +1822,7 @@
       </w:r>
       <w:r>
         <w:rPr>
+          <w:rFonts w:ascii="Glacial Indifference" w:hAnsi="Glacial Indifference"/>
           <w:sz w:val="24"/>
           <w:szCs w:val="24"/>
         </w:rPr>
@@ -1554,6 +1833,7 @@
     <w:p>
       <w:pPr>
         <w:rPr>
+          <w:rFonts w:ascii="Glacial Indifference" w:hAnsi="Glacial Indifference"/>
           <w:b/>
           <w:bCs/>
           <w:sz w:val="24"/>
@@ -1609,13 +1889,73 @@
         <w:noProof/>
       </w:rPr>
       <w:drawing>
-        <wp:anchor distT="0" distB="0" distL="114300" distR="114300" simplePos="0" relativeHeight="251665408" behindDoc="0" locked="0" layoutInCell="1" allowOverlap="1" wp14:anchorId="745655AF" wp14:editId="7CBACA40">
+        <wp:anchor distT="0" distB="0" distL="114300" distR="114300" simplePos="0" relativeHeight="251674624" behindDoc="1" locked="0" layoutInCell="1" allowOverlap="1" wp14:anchorId="7C9D8154" wp14:editId="670B5A4B">
+          <wp:simplePos x="0" y="0"/>
+          <wp:positionH relativeFrom="page">
+            <wp:posOffset>1274100</wp:posOffset>
+          </wp:positionH>
+          <wp:positionV relativeFrom="page">
+            <wp:posOffset>8407882</wp:posOffset>
+          </wp:positionV>
+          <wp:extent cx="7137779" cy="10096354"/>
+          <wp:effectExtent l="6667" t="0" r="0" b="0"/>
+          <wp:wrapNone/>
+          <wp:docPr id="801498607" name="Picture 5"/>
+          <wp:cNvGraphicFramePr>
+            <a:graphicFrameLocks xmlns:a="http://schemas.openxmlformats.org/drawingml/2006/main" noChangeAspect="1"/>
+          </wp:cNvGraphicFramePr>
+          <a:graphic xmlns:a="http://schemas.openxmlformats.org/drawingml/2006/main">
+            <a:graphicData uri="http://schemas.openxmlformats.org/drawingml/2006/picture">
+              <pic:pic xmlns:pic="http://schemas.openxmlformats.org/drawingml/2006/picture">
+                <pic:nvPicPr>
+                  <pic:cNvPr id="801498607" name="Picture 801498607"/>
+                  <pic:cNvPicPr/>
+                </pic:nvPicPr>
+                <pic:blipFill>
+                  <a:blip r:embed="rId1">
+                    <a:extLst>
+                      <a:ext uri="{28A0092B-C50C-407E-A947-70E740481C1C}">
+                        <a14:useLocalDpi xmlns:a14="http://schemas.microsoft.com/office/drawing/2010/main" val="0"/>
+                      </a:ext>
+                    </a:extLst>
+                  </a:blip>
+                  <a:stretch>
+                    <a:fillRect/>
+                  </a:stretch>
+                </pic:blipFill>
+                <pic:spPr>
+                  <a:xfrm rot="5400000">
+                    <a:off x="0" y="0"/>
+                    <a:ext cx="7137779" cy="10096354"/>
+                  </a:xfrm>
+                  <a:prstGeom prst="rect">
+                    <a:avLst/>
+                  </a:prstGeom>
+                </pic:spPr>
+              </pic:pic>
+            </a:graphicData>
+          </a:graphic>
+          <wp14:sizeRelH relativeFrom="margin">
+            <wp14:pctWidth>0</wp14:pctWidth>
+          </wp14:sizeRelH>
+          <wp14:sizeRelV relativeFrom="margin">
+            <wp14:pctHeight>0</wp14:pctHeight>
+          </wp14:sizeRelV>
+        </wp:anchor>
+      </w:drawing>
+    </w:r>
+    <w:r>
+      <w:rPr>
+        <w:noProof/>
+      </w:rPr>
+      <w:drawing>
+        <wp:anchor distT="0" distB="0" distL="114300" distR="114300" simplePos="0" relativeHeight="251665408" behindDoc="0" locked="0" layoutInCell="1" allowOverlap="1" wp14:anchorId="745655AF" wp14:editId="7717AAA9">
           <wp:simplePos x="0" y="0"/>
           <wp:positionH relativeFrom="column">
-            <wp:posOffset>508000</wp:posOffset>
+            <wp:posOffset>603057</wp:posOffset>
           </wp:positionH>
           <wp:positionV relativeFrom="paragraph">
-            <wp:posOffset>-1339215</wp:posOffset>
+            <wp:posOffset>-965476</wp:posOffset>
           </wp:positionV>
           <wp:extent cx="1086485" cy="522605"/>
           <wp:effectExtent l="0" t="0" r="0" b="0"/>
@@ -1632,7 +1972,7 @@
                   <pic:cNvPicPr/>
                 </pic:nvPicPr>
                 <pic:blipFill>
-                  <a:blip r:embed="rId1" cstate="print">
+                  <a:blip r:embed="rId2" cstate="print">
                     <a:clrChange>
                       <a:clrFrom>
                         <a:srgbClr val="FFFFFF"/>
@@ -1681,13 +2021,13 @@
       <mc:AlternateContent>
         <mc:Choice Requires="wps">
           <w:drawing>
-            <wp:anchor distT="0" distB="0" distL="114300" distR="114300" simplePos="0" relativeHeight="251664384" behindDoc="0" locked="0" layoutInCell="1" allowOverlap="1" wp14:anchorId="5DF26FEB" wp14:editId="2BFB1C67">
+            <wp:anchor distT="0" distB="0" distL="114300" distR="114300" simplePos="0" relativeHeight="251664384" behindDoc="0" locked="0" layoutInCell="1" allowOverlap="1" wp14:anchorId="5DF26FEB" wp14:editId="56E7D877">
               <wp:simplePos x="0" y="0"/>
               <wp:positionH relativeFrom="margin">
-                <wp:posOffset>34290</wp:posOffset>
+                <wp:align>center</wp:align>
               </wp:positionH>
               <wp:positionV relativeFrom="paragraph">
-                <wp:posOffset>-2116455</wp:posOffset>
+                <wp:posOffset>-1742744</wp:posOffset>
               </wp:positionV>
               <wp:extent cx="7162800" cy="2247900"/>
               <wp:effectExtent l="0" t="0" r="0" b="0"/>
@@ -2013,7 +2353,27 @@
                               <w:sz w:val="24"/>
                               <w:szCs w:val="24"/>
                             </w:rPr>
-                            <w:t xml:space="preserve">    Name and signature of IT                                                               Name and signature of Asset Verifier (Acctg.)</w:t>
+                            <w:t xml:space="preserve">    Name and signature of IT                                                               Name and signature of Asset Verifier (</w:t>
+                          </w:r>
+                          <w:proofErr w:type="spellStart"/>
+                          <w:r>
+                            <w:rPr>
+                              <w:b/>
+                              <w:bCs/>
+                              <w:sz w:val="24"/>
+                              <w:szCs w:val="24"/>
+                            </w:rPr>
+                            <w:t>Acctg</w:t>
+                          </w:r>
+                          <w:proofErr w:type="spellEnd"/>
+                          <w:r>
+                            <w:rPr>
+                              <w:b/>
+                              <w:bCs/>
+                              <w:sz w:val="24"/>
+                              <w:szCs w:val="24"/>
+                            </w:rPr>
+                            <w:t>.)</w:t>
                           </w:r>
                         </w:p>
                         <w:p/>
@@ -2040,7 +2400,7 @@
               <v:stroke joinstyle="miter"/>
               <v:path gradientshapeok="t" o:connecttype="rect"/>
             </v:shapetype>
-            <v:shape id="Text Box 1" o:spid="_x0000_s1026" type="#_x0000_t202" style="position:absolute;margin-left:2.7pt;margin-top:-166.65pt;width:564pt;height:177pt;z-index:251664384;visibility:visible;mso-wrap-style:square;mso-width-percent:0;mso-wrap-distance-left:9pt;mso-wrap-distance-top:0;mso-wrap-distance-right:9pt;mso-wrap-distance-bottom:0;mso-position-horizontal:absolute;mso-position-horizontal-relative:margin;mso-position-vertical:absolute;mso-position-vertical-relative:text;mso-width-percent:0;mso-width-relative:margin;v-text-anchor:top" o:gfxdata="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" filled="f" stroked="f" strokeweight=".5pt">
+            <v:shape id="Text Box 1" o:spid="_x0000_s1026" type="#_x0000_t202" style="position:absolute;margin-left:0;margin-top:-137.2pt;width:564pt;height:177pt;z-index:251664384;visibility:visible;mso-wrap-style:square;mso-width-percent:0;mso-wrap-distance-left:9pt;mso-wrap-distance-top:0;mso-wrap-distance-right:9pt;mso-wrap-distance-bottom:0;mso-position-horizontal:center;mso-position-horizontal-relative:margin;mso-position-vertical:absolute;mso-position-vertical-relative:text;mso-width-percent:0;mso-width-relative:margin;v-text-anchor:top" o:gfxdata="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" filled="f" stroked="f" strokeweight=".5pt">
               <v:textbox>
                 <w:txbxContent>
                   <w:p>
@@ -2343,7 +2703,27 @@
                         <w:sz w:val="24"/>
                         <w:szCs w:val="24"/>
                       </w:rPr>
-                      <w:t xml:space="preserve">    Name and signature of IT                                                               Name and signature of Asset Verifier (Acctg.)</w:t>
+                      <w:t xml:space="preserve">    Name and signature of IT                                                               Name and signature of Asset Verifier (</w:t>
+                    </w:r>
+                    <w:proofErr w:type="spellStart"/>
+                    <w:r>
+                      <w:rPr>
+                        <w:b/>
+                        <w:bCs/>
+                        <w:sz w:val="24"/>
+                        <w:szCs w:val="24"/>
+                      </w:rPr>
+                      <w:t>Acctg</w:t>
+                    </w:r>
+                    <w:proofErr w:type="spellEnd"/>
+                    <w:r>
+                      <w:rPr>
+                        <w:b/>
+                        <w:bCs/>
+                        <w:sz w:val="24"/>
+                        <w:szCs w:val="24"/>
+                      </w:rPr>
+                      <w:t>.)</w:t>
                     </w:r>
                   </w:p>
                   <w:p/>
@@ -2354,6 +2734,144 @@
           </w:pict>
         </mc:Fallback>
       </mc:AlternateContent>
+    </w:r>
+    <w:r>
+      <w:rPr>
+        <w:noProof/>
+      </w:rPr>
+      <w:drawing>
+        <wp:anchor distT="0" distB="0" distL="114300" distR="114300" simplePos="0" relativeHeight="251671552" behindDoc="1" locked="0" layoutInCell="1" allowOverlap="1" wp14:anchorId="363F4CF1" wp14:editId="7F746B71">
+          <wp:simplePos x="0" y="0"/>
+          <wp:positionH relativeFrom="page">
+            <wp:posOffset>3603156</wp:posOffset>
+          </wp:positionH>
+          <wp:positionV relativeFrom="page">
+            <wp:posOffset>8219412</wp:posOffset>
+          </wp:positionV>
+          <wp:extent cx="4203122" cy="2807335"/>
+          <wp:effectExtent l="0" t="0" r="6985" b="0"/>
+          <wp:wrapNone/>
+          <wp:docPr id="102207387" name="Picture 5"/>
+          <wp:cNvGraphicFramePr>
+            <a:graphicFrameLocks xmlns:a="http://schemas.openxmlformats.org/drawingml/2006/main" noChangeAspect="1"/>
+          </wp:cNvGraphicFramePr>
+          <a:graphic xmlns:a="http://schemas.openxmlformats.org/drawingml/2006/main">
+            <a:graphicData uri="http://schemas.openxmlformats.org/drawingml/2006/picture">
+              <pic:pic xmlns:pic="http://schemas.openxmlformats.org/drawingml/2006/picture">
+                <pic:nvPicPr>
+                  <pic:cNvPr id="801498607" name="Picture 801498607"/>
+                  <pic:cNvPicPr/>
+                </pic:nvPicPr>
+                <pic:blipFill rotWithShape="1">
+                  <a:blip r:embed="rId1">
+                    <a:extLst>
+                      <a:ext uri="{28A0092B-C50C-407E-A947-70E740481C1C}">
+                        <a14:useLocalDpi xmlns:a14="http://schemas.microsoft.com/office/drawing/2010/main" val="0"/>
+                      </a:ext>
+                    </a:extLst>
+                  </a:blip>
+                  <a:srcRect l="40731" t="72187" r="377"/>
+                  <a:stretch>
+                    <a:fillRect/>
+                  </a:stretch>
+                </pic:blipFill>
+                <pic:spPr bwMode="auto">
+                  <a:xfrm>
+                    <a:off x="0" y="0"/>
+                    <a:ext cx="4203122" cy="2807335"/>
+                  </a:xfrm>
+                  <a:prstGeom prst="rect">
+                    <a:avLst/>
+                  </a:prstGeom>
+                  <a:ln>
+                    <a:noFill/>
+                  </a:ln>
+                  <a:extLst>
+                    <a:ext uri="{53640926-AAD7-44D8-BBD7-CCE9431645EC}">
+                      <a14:shadowObscured xmlns:a14="http://schemas.microsoft.com/office/drawing/2010/main"/>
+                    </a:ext>
+                  </a:extLst>
+                </pic:spPr>
+              </pic:pic>
+            </a:graphicData>
+          </a:graphic>
+          <wp14:sizeRelH relativeFrom="margin">
+            <wp14:pctWidth>0</wp14:pctWidth>
+          </wp14:sizeRelH>
+          <wp14:sizeRelV relativeFrom="margin">
+            <wp14:pctHeight>0</wp14:pctHeight>
+          </wp14:sizeRelV>
+        </wp:anchor>
+      </w:drawing>
+    </w:r>
+    <w:r>
+      <w:rPr>
+        <w:noProof/>
+      </w:rPr>
+      <w:drawing>
+        <wp:anchor distT="0" distB="0" distL="114300" distR="114300" simplePos="0" relativeHeight="251669504" behindDoc="1" locked="0" layoutInCell="1" allowOverlap="1" wp14:anchorId="15D06598" wp14:editId="515ED3C5">
+          <wp:simplePos x="0" y="0"/>
+          <wp:positionH relativeFrom="page">
+            <wp:posOffset>-118248</wp:posOffset>
+          </wp:positionH>
+          <wp:positionV relativeFrom="page">
+            <wp:posOffset>5446864</wp:posOffset>
+          </wp:positionV>
+          <wp:extent cx="2592070" cy="2743200"/>
+          <wp:effectExtent l="0" t="0" r="0" b="0"/>
+          <wp:wrapNone/>
+          <wp:docPr id="1624422382" name="Picture 5"/>
+          <wp:cNvGraphicFramePr>
+            <a:graphicFrameLocks xmlns:a="http://schemas.openxmlformats.org/drawingml/2006/main" noChangeAspect="1"/>
+          </wp:cNvGraphicFramePr>
+          <a:graphic xmlns:a="http://schemas.openxmlformats.org/drawingml/2006/main">
+            <a:graphicData uri="http://schemas.openxmlformats.org/drawingml/2006/picture">
+              <pic:pic xmlns:pic="http://schemas.openxmlformats.org/drawingml/2006/picture">
+                <pic:nvPicPr>
+                  <pic:cNvPr id="801498607" name="Picture 801498607"/>
+                  <pic:cNvPicPr/>
+                </pic:nvPicPr>
+                <pic:blipFill rotWithShape="1">
+                  <a:blip r:embed="rId1">
+                    <a:extLst>
+                      <a:ext uri="{28A0092B-C50C-407E-A947-70E740481C1C}">
+                        <a14:useLocalDpi xmlns:a14="http://schemas.microsoft.com/office/drawing/2010/main" val="0"/>
+                      </a:ext>
+                    </a:extLst>
+                  </a:blip>
+                  <a:srcRect l="63671" b="72819"/>
+                  <a:stretch>
+                    <a:fillRect/>
+                  </a:stretch>
+                </pic:blipFill>
+                <pic:spPr bwMode="auto">
+                  <a:xfrm rot="10800000">
+                    <a:off x="0" y="0"/>
+                    <a:ext cx="2592070" cy="2743200"/>
+                  </a:xfrm>
+                  <a:prstGeom prst="rect">
+                    <a:avLst/>
+                  </a:prstGeom>
+                  <a:ln>
+                    <a:noFill/>
+                  </a:ln>
+                  <a:extLst>
+                    <a:ext uri="{53640926-AAD7-44D8-BBD7-CCE9431645EC}">
+                      <a14:shadowObscured xmlns:a14="http://schemas.microsoft.com/office/drawing/2010/main"/>
+                    </a:ext>
+                  </a:extLst>
+                </pic:spPr>
+              </pic:pic>
+            </a:graphicData>
+          </a:graphic>
+          <wp14:sizeRelH relativeFrom="margin">
+            <wp14:pctWidth>0</wp14:pctWidth>
+          </wp14:sizeRelH>
+          <wp14:sizeRelV relativeFrom="margin">
+            <wp14:pctHeight>0</wp14:pctHeight>
+          </wp14:sizeRelV>
+        </wp:anchor>
+      </w:drawing>
     </w:r>
     <w:r>
       <w:rPr>
@@ -2383,7 +2901,7 @@
                   <pic:cNvPicPr/>
                 </pic:nvPicPr>
                 <pic:blipFill>
-                  <a:blip r:embed="rId2">
+                  <a:blip r:embed="rId3">
                     <a:extLst>
                       <a:ext uri="{28A0092B-C50C-407E-A947-70E740481C1C}">
                         <a14:useLocalDpi xmlns:a14="http://schemas.microsoft.com/office/drawing/2010/main" val="0"/>
@@ -2449,27 +2967,21 @@
   <w:p>
     <w:pPr>
       <w:pStyle w:val="Header"/>
-      <w:rPr>
-        <w:lang w:val="en-PH"/>
-      </w:rPr>
     </w:pPr>
     <w:r>
-      <w:rPr>
-        <w:noProof/>
-      </w:rPr>
       <w:drawing>
-        <wp:anchor distT="0" distB="0" distL="114300" distR="114300" simplePos="0" relativeHeight="251659264" behindDoc="1" locked="0" layoutInCell="1" allowOverlap="1" wp14:anchorId="50700F63" wp14:editId="6B88ABDE">
+        <wp:anchor distT="0" distB="0" distL="114300" distR="114300" simplePos="0" relativeHeight="251672576" behindDoc="1" locked="0" layoutInCell="1" allowOverlap="1" wp14:anchorId="6A1592F9" wp14:editId="5AF6FCC9">
           <wp:simplePos x="0" y="0"/>
-          <wp:positionH relativeFrom="page">
-            <wp:posOffset>3673475</wp:posOffset>
+          <wp:positionH relativeFrom="margin">
+            <wp:posOffset>3748820</wp:posOffset>
           </wp:positionH>
           <wp:positionV relativeFrom="paragraph">
-            <wp:posOffset>-609600</wp:posOffset>
+            <wp:posOffset>-886405</wp:posOffset>
           </wp:positionV>
-          <wp:extent cx="4108848" cy="1322645"/>
+          <wp:extent cx="3457773" cy="1945113"/>
           <wp:effectExtent l="0" t="0" r="0" b="0"/>
           <wp:wrapNone/>
-          <wp:docPr id="263854939" name="Picture 3" descr="A black background with pink letters&#10;&#10;AI-generated content may be incorrect."/>
+          <wp:docPr id="1401506720" name="Picture 3"/>
           <wp:cNvGraphicFramePr>
             <a:graphicFrameLocks xmlns:a="http://schemas.openxmlformats.org/drawingml/2006/main" noChangeAspect="1"/>
           </wp:cNvGraphicFramePr>
@@ -2477,8 +2989,10 @@
             <a:graphicData uri="http://schemas.openxmlformats.org/drawingml/2006/picture">
               <pic:pic xmlns:pic="http://schemas.openxmlformats.org/drawingml/2006/picture">
                 <pic:nvPicPr>
-                  <pic:cNvPr id="263854939" name="Picture 3" descr="A black background with pink letters&#10;&#10;AI-generated content may be incorrect."/>
-                  <pic:cNvPicPr/>
+                  <pic:cNvPr id="0" name="Picture 6"/>
+                  <pic:cNvPicPr>
+                    <a:picLocks noChangeAspect="1" noChangeArrowheads="1"/>
+                  </pic:cNvPicPr>
                 </pic:nvPicPr>
                 <pic:blipFill>
                   <a:blip r:embed="rId1">
@@ -2488,18 +3002,23 @@
                       </a:ext>
                     </a:extLst>
                   </a:blip>
+                  <a:srcRect/>
                   <a:stretch>
                     <a:fillRect/>
                   </a:stretch>
                 </pic:blipFill>
-                <pic:spPr>
+                <pic:spPr bwMode="auto">
                   <a:xfrm>
                     <a:off x="0" y="0"/>
-                    <a:ext cx="4108848" cy="1322645"/>
+                    <a:ext cx="3457773" cy="1945113"/>
                   </a:xfrm>
                   <a:prstGeom prst="rect">
                     <a:avLst/>
                   </a:prstGeom>
+                  <a:noFill/>
+                  <a:ln>
+                    <a:noFill/>
+                  </a:ln>
                 </pic:spPr>
               </pic:pic>
             </a:graphicData>
@@ -2521,23 +3040,31 @@
         <w:lang w:val="en-PH"/>
       </w:rPr>
     </w:pPr>
+  </w:p>
+  <w:p>
+    <w:pPr>
+      <w:pStyle w:val="Header"/>
+      <w:rPr>
+        <w:lang w:val="en-PH"/>
+      </w:rPr>
+    </w:pPr>
     <w:r>
       <w:rPr>
         <w:noProof/>
       </w:rPr>
       <w:drawing>
-        <wp:anchor distT="0" distB="0" distL="114300" distR="114300" simplePos="0" relativeHeight="251663360" behindDoc="1" locked="0" layoutInCell="1" allowOverlap="1" wp14:anchorId="740EFC9F" wp14:editId="684E260C">
+        <wp:anchor distT="0" distB="0" distL="114300" distR="114300" simplePos="0" relativeHeight="251667456" behindDoc="1" locked="0" layoutInCell="1" allowOverlap="1" wp14:anchorId="1CA8F96C" wp14:editId="7733BDF6">
           <wp:simplePos x="0" y="0"/>
           <wp:positionH relativeFrom="page">
-            <wp:posOffset>-211759</wp:posOffset>
+            <wp:posOffset>5015948</wp:posOffset>
           </wp:positionH>
-          <wp:positionV relativeFrom="paragraph">
-            <wp:posOffset>467995</wp:posOffset>
+          <wp:positionV relativeFrom="page">
+            <wp:posOffset>2159359</wp:posOffset>
           </wp:positionV>
-          <wp:extent cx="7772400" cy="9576826"/>
-          <wp:effectExtent l="0" t="0" r="0" b="5715"/>
+          <wp:extent cx="2592070" cy="2743200"/>
+          <wp:effectExtent l="0" t="0" r="0" b="0"/>
           <wp:wrapNone/>
-          <wp:docPr id="694926871" name="Picture 2" descr="A screenshot of a phone&#10;&#10;AI-generated content may be incorrect."/>
+          <wp:docPr id="1825370355" name="Picture 5"/>
           <wp:cNvGraphicFramePr>
             <a:graphicFrameLocks xmlns:a="http://schemas.openxmlformats.org/drawingml/2006/main" noChangeAspect="1"/>
           </wp:cNvGraphicFramePr>
@@ -2545,10 +3072,10 @@
             <a:graphicData uri="http://schemas.openxmlformats.org/drawingml/2006/picture">
               <pic:pic xmlns:pic="http://schemas.openxmlformats.org/drawingml/2006/picture">
                 <pic:nvPicPr>
-                  <pic:cNvPr id="1974242144" name="Picture 2" descr="A screenshot of a phone&#10;&#10;AI-generated content may be incorrect."/>
+                  <pic:cNvPr id="801498607" name="Picture 801498607"/>
                   <pic:cNvPicPr/>
                 </pic:nvPicPr>
-                <pic:blipFill>
+                <pic:blipFill rotWithShape="1">
                   <a:blip r:embed="rId2">
                     <a:extLst>
                       <a:ext uri="{28A0092B-C50C-407E-A947-70E740481C1C}">
@@ -2556,26 +3083,35 @@
                       </a:ext>
                     </a:extLst>
                   </a:blip>
+                  <a:srcRect l="63671" b="72819"/>
                   <a:stretch>
                     <a:fillRect/>
                   </a:stretch>
                 </pic:blipFill>
-                <pic:spPr>
+                <pic:spPr bwMode="auto">
                   <a:xfrm>
                     <a:off x="0" y="0"/>
-                    <a:ext cx="7772400" cy="9576826"/>
+                    <a:ext cx="2592070" cy="2743200"/>
                   </a:xfrm>
                   <a:prstGeom prst="rect">
                     <a:avLst/>
                   </a:prstGeom>
+                  <a:ln>
+                    <a:noFill/>
+                  </a:ln>
+                  <a:extLst>
+                    <a:ext uri="{53640926-AAD7-44D8-BBD7-CCE9431645EC}">
+                      <a14:shadowObscured xmlns:a14="http://schemas.microsoft.com/office/drawing/2010/main"/>
+                    </a:ext>
+                  </a:extLst>
                 </pic:spPr>
               </pic:pic>
             </a:graphicData>
           </a:graphic>
-          <wp14:sizeRelH relativeFrom="page">
+          <wp14:sizeRelH relativeFrom="margin">
             <wp14:pctWidth>0</wp14:pctWidth>
           </wp14:sizeRelH>
-          <wp14:sizeRelV relativeFrom="page">
+          <wp14:sizeRelV relativeFrom="margin">
             <wp14:pctHeight>0</wp14:pctHeight>
           </wp14:sizeRelV>
         </wp:anchor>
@@ -2988,7 +3524,6 @@
   <w:style w:type="character" w:default="1" w:styleId="DefaultParagraphFont">
     <w:name w:val="Default Paragraph Font"/>
     <w:uiPriority w:val="1"/>
-    <w:semiHidden/>
     <w:unhideWhenUsed/>
   </w:style>
   <w:style w:type="table" w:default="1" w:styleId="TableNormal">

--- a/public/src/AccountabilityForms/NEW ASSET ACQUISITION RECORD FORM.docx
+++ b/public/src/AccountabilityForms/NEW ASSET ACQUISITION RECORD FORM.docx
@@ -415,6 +415,8 @@
             <w:r>
               <w:rPr>
                 <w:rFonts w:ascii="Glacial Indifference" w:hAnsi="Glacial Indifference"/>
+                <w:sz w:val="20"/>
+                <w:szCs w:val="20"/>
               </w:rPr>
               <w:t>{brand}</w:t>
             </w:r>
@@ -2969,6 +2971,9 @@
       <w:pStyle w:val="Header"/>
     </w:pPr>
     <w:r>
+      <w:rPr>
+        <w:noProof/>
+      </w:rPr>
       <w:drawing>
         <wp:anchor distT="0" distB="0" distL="114300" distR="114300" simplePos="0" relativeHeight="251672576" behindDoc="1" locked="0" layoutInCell="1" allowOverlap="1" wp14:anchorId="6A1592F9" wp14:editId="5AF6FCC9">
           <wp:simplePos x="0" y="0"/>
@@ -3524,6 +3529,7 @@
   <w:style w:type="character" w:default="1" w:styleId="DefaultParagraphFont">
     <w:name w:val="Default Paragraph Font"/>
     <w:uiPriority w:val="1"/>
+    <w:semiHidden/>
     <w:unhideWhenUsed/>
   </w:style>
   <w:style w:type="table" w:default="1" w:styleId="TableNormal">

--- a/public/src/AccountabilityForms/NEW ASSET ACQUISITION RECORD FORM.docx
+++ b/public/src/AccountabilityForms/NEW ASSET ACQUISITION RECORD FORM.docx
@@ -1,6 +1,6 @@
 
 <file path=word/document.xml><?xml version="1.0" encoding="utf-8"?>
-<w:document xmlns:wpc="http://schemas.microsoft.com/office/word/2010/wordprocessingCanvas" xmlns:cx="http://schemas.microsoft.com/office/drawing/2014/chartex" xmlns:cx1="http://schemas.microsoft.com/office/drawing/2015/9/8/chartex" xmlns:cx2="http://schemas.microsoft.com/office/drawing/2015/10/21/chartex" xmlns:cx3="http://schemas.microsoft.com/office/drawing/2016/5/9/chartex" xmlns:cx4="http://schemas.microsoft.com/office/drawing/2016/5/10/chartex" xmlns:cx5="http://schemas.microsoft.com/office/drawing/2016/5/11/chartex" xmlns:cx6="http://schemas.microsoft.com/office/drawing/2016/5/12/chartex" xmlns:cx7="http://schemas.microsoft.com/office/drawing/2016/5/13/chartex" xmlns:cx8="http://schemas.microsoft.com/office/drawing/2016/5/14/chartex" xmlns:mc="http://schemas.openxmlformats.org/markup-compatibility/2006" xmlns:aink="http://schemas.microsoft.com/office/drawing/2016/ink" xmlns:am3d="http://schemas.microsoft.com/office/drawing/2017/model3d" xmlns:o="urn:schemas-microsoft-com:office:office" xmlns:oel="http://schemas.microsoft.com/office/2019/extlst" xmlns:r="http://schemas.openxmlformats.org/officeDocument/2006/relationships" xmlns:m="http://schemas.openxmlformats.org/officeDocument/2006/math" xmlns:v="urn:schemas-microsoft-com:vml" xmlns:wp14="http://schemas.microsoft.com/office/word/2010/wordprocessingDrawing" xmlns:wp="http://schemas.openxmlformats.org/drawingml/2006/wordprocessingDrawing" xmlns:w10="urn:schemas-microsoft-com:office:word" xmlns:w="http://schemas.openxmlformats.org/wordprocessingml/2006/main" xmlns:w14="http://schemas.microsoft.com/office/word/2010/wordml" xmlns:w15="http://schemas.microsoft.com/office/word/2012/wordml" xmlns:w16cex="http://schemas.microsoft.com/office/word/2018/wordml/cex" xmlns:w16cid="http://schemas.microsoft.com/office/word/2016/wordml/cid" xmlns:w16="http://schemas.microsoft.com/office/word/2018/wordml" xmlns:w16du="http://schemas.microsoft.com/office/word/2023/wordml/word16du" xmlns:w16sdtdh="http://schemas.microsoft.com/office/word/2020/wordml/sdtdatahash" xmlns:w16sdtfl="http://schemas.microsoft.com/office/word/2024/wordml/sdtformatlock" xmlns:w16se="http://schemas.microsoft.com/office/word/2015/wordml/symex" xmlns:wpg="http://schemas.microsoft.com/office/word/2010/wordprocessingGroup" xmlns:wpi="http://schemas.microsoft.com/office/word/2010/wordprocessingInk" xmlns:wne="http://schemas.microsoft.com/office/word/2006/wordml" xmlns:wps="http://schemas.microsoft.com/office/word/2010/wordprocessingShape" mc:Ignorable="w14 w15 w16se w16cid w16 w16cex w16sdtdh w16sdtfl w16du wp14">
+<w:document xmlns:wpc="http://schemas.microsoft.com/office/word/2010/wordprocessingCanvas" xmlns:cx="http://schemas.microsoft.com/office/drawing/2014/chartex" xmlns:cx1="http://schemas.microsoft.com/office/drawing/2015/9/8/chartex" xmlns:cx2="http://schemas.microsoft.com/office/drawing/2015/10/21/chartex" xmlns:cx3="http://schemas.microsoft.com/office/drawing/2016/5/9/chartex" xmlns:cx4="http://schemas.microsoft.com/office/drawing/2016/5/10/chartex" xmlns:cx5="http://schemas.microsoft.com/office/drawing/2016/5/11/chartex" xmlns:cx6="http://schemas.microsoft.com/office/drawing/2016/5/12/chartex" xmlns:cx7="http://schemas.microsoft.com/office/drawing/2016/5/13/chartex" xmlns:cx8="http://schemas.microsoft.com/office/drawing/2016/5/14/chartex" xmlns:mc="http://schemas.openxmlformats.org/markup-compatibility/2006" xmlns:aink="http://schemas.microsoft.com/office/drawing/2016/ink" xmlns:am3d="http://schemas.microsoft.com/office/drawing/2017/model3d" xmlns:o="urn:schemas-microsoft-com:office:office" xmlns:oel="http://schemas.microsoft.com/office/2019/extlst" xmlns:r="http://schemas.openxmlformats.org/officeDocument/2006/relationships" xmlns:m="http://schemas.openxmlformats.org/officeDocument/2006/math" xmlns:v="urn:schemas-microsoft-com:vml" xmlns:wp14="http://schemas.microsoft.com/office/word/2010/wordprocessingDrawing" xmlns:wp="http://schemas.openxmlformats.org/drawingml/2006/wordprocessingDrawing" xmlns:w10="urn:schemas-microsoft-com:office:word" xmlns:w="http://schemas.openxmlformats.org/wordprocessingml/2006/main" xmlns:w14="http://schemas.microsoft.com/office/word/2010/wordml" xmlns:w15="http://schemas.microsoft.com/office/word/2012/wordml" xmlns:w16cei="http://schemas.microsoft.com/office/word/2026/wordml/cei" xmlns:w16cex="http://schemas.microsoft.com/office/word/2018/wordml/cex" xmlns:w16cid="http://schemas.microsoft.com/office/word/2016/wordml/cid" xmlns:w16="http://schemas.microsoft.com/office/word/2018/wordml" xmlns:w16du="http://schemas.microsoft.com/office/word/2023/wordml/word16du" xmlns:w16sdtdh="http://schemas.microsoft.com/office/word/2020/wordml/sdtdatahash" xmlns:w16sdtfl="http://schemas.microsoft.com/office/word/2024/wordml/sdtformatlock" xmlns:w16se="http://schemas.microsoft.com/office/word/2015/wordml/symex" xmlns:wpg="http://schemas.microsoft.com/office/word/2010/wordprocessingGroup" xmlns:wpi="http://schemas.microsoft.com/office/word/2010/wordprocessingInk" xmlns:wne="http://schemas.microsoft.com/office/word/2006/wordml" xmlns:wps="http://schemas.microsoft.com/office/word/2010/wordprocessingShape" mc:Ignorable="w14 w15 w16se w16cid w16 w16cex w16sdtdh w16sdtfl w16du wp14">
   <w:body>
     <w:p>
       <w:pPr>
@@ -37,46 +37,47 @@
       <w:tblPr>
         <w:tblStyle w:val="TableGrid"/>
         <w:tblpPr w:leftFromText="180" w:rightFromText="180" w:vertAnchor="text" w:horzAnchor="margin" w:tblpY="5"/>
-        <w:tblW w:w="11122" w:type="dxa"/>
+        <w:tblW w:w="0" w:type="auto"/>
         <w:tblLayout w:type="fixed"/>
         <w:tblLook w:val="04A0" w:firstRow="1" w:lastRow="0" w:firstColumn="1" w:lastColumn="0" w:noHBand="0" w:noVBand="1"/>
       </w:tblPr>
       <w:tblGrid>
-        <w:gridCol w:w="1390"/>
-        <w:gridCol w:w="1305"/>
-        <w:gridCol w:w="630"/>
-        <w:gridCol w:w="1632"/>
-        <w:gridCol w:w="1993"/>
-        <w:gridCol w:w="1390"/>
-        <w:gridCol w:w="1391"/>
-        <w:gridCol w:w="1391"/>
+        <w:gridCol w:w="1075"/>
+        <w:gridCol w:w="1440"/>
+        <w:gridCol w:w="540"/>
+        <w:gridCol w:w="1350"/>
+        <w:gridCol w:w="1350"/>
+        <w:gridCol w:w="1440"/>
+        <w:gridCol w:w="1350"/>
+        <w:gridCol w:w="1350"/>
+        <w:gridCol w:w="1321"/>
       </w:tblGrid>
       <w:tr>
         <w:trPr>
-          <w:trHeight w:val="114"/>
+          <w:trHeight w:val="350"/>
         </w:trPr>
         <w:tc>
           <w:tcPr>
-            <w:tcW w:w="1390" w:type="dxa"/>
-          </w:tcPr>
-          <w:p>
-            <w:pPr>
-              <w:jc w:val="center"/>
-              <w:rPr>
-                <w:rFonts w:ascii="Glacial Indifference" w:hAnsi="Glacial Indifference"/>
-                <w:b/>
-                <w:bCs/>
-                <w:sz w:val="20"/>
-                <w:szCs w:val="20"/>
-              </w:rPr>
-            </w:pPr>
-            <w:r>
-              <w:rPr>
-                <w:rFonts w:ascii="Glacial Indifference" w:hAnsi="Glacial Indifference"/>
-                <w:b/>
-                <w:bCs/>
-                <w:sz w:val="18"/>
-                <w:szCs w:val="18"/>
+            <w:tcW w:w="1075" w:type="dxa"/>
+          </w:tcPr>
+          <w:p>
+            <w:pPr>
+              <w:jc w:val="center"/>
+              <w:rPr>
+                <w:rFonts w:ascii="Glacial Indifference" w:hAnsi="Glacial Indifference"/>
+                <w:b/>
+                <w:bCs/>
+                <w:sz w:val="14"/>
+                <w:szCs w:val="14"/>
+              </w:rPr>
+            </w:pPr>
+            <w:r>
+              <w:rPr>
+                <w:rFonts w:ascii="Glacial Indifference" w:hAnsi="Glacial Indifference"/>
+                <w:b/>
+                <w:bCs/>
+                <w:sz w:val="14"/>
+                <w:szCs w:val="14"/>
               </w:rPr>
               <w:t>DELIVERY DATE</w:t>
             </w:r>
@@ -84,26 +85,26 @@
         </w:tc>
         <w:tc>
           <w:tcPr>
-            <w:tcW w:w="1305" w:type="dxa"/>
-          </w:tcPr>
-          <w:p>
-            <w:pPr>
-              <w:jc w:val="center"/>
-              <w:rPr>
-                <w:rFonts w:ascii="Glacial Indifference" w:hAnsi="Glacial Indifference"/>
-                <w:b/>
-                <w:bCs/>
-                <w:sz w:val="20"/>
-                <w:szCs w:val="20"/>
-              </w:rPr>
-            </w:pPr>
-            <w:r>
-              <w:rPr>
-                <w:rFonts w:ascii="Glacial Indifference" w:hAnsi="Glacial Indifference"/>
-                <w:b/>
-                <w:bCs/>
-                <w:sz w:val="20"/>
-                <w:szCs w:val="20"/>
+            <w:tcW w:w="1440" w:type="dxa"/>
+          </w:tcPr>
+          <w:p>
+            <w:pPr>
+              <w:jc w:val="center"/>
+              <w:rPr>
+                <w:rFonts w:ascii="Glacial Indifference" w:hAnsi="Glacial Indifference"/>
+                <w:b/>
+                <w:bCs/>
+                <w:sz w:val="14"/>
+                <w:szCs w:val="14"/>
+              </w:rPr>
+            </w:pPr>
+            <w:r>
+              <w:rPr>
+                <w:rFonts w:ascii="Glacial Indifference" w:hAnsi="Glacial Indifference"/>
+                <w:b/>
+                <w:bCs/>
+                <w:sz w:val="14"/>
+                <w:szCs w:val="14"/>
               </w:rPr>
               <w:t>SUPPLIER</w:t>
             </w:r>
@@ -111,26 +112,26 @@
         </w:tc>
         <w:tc>
           <w:tcPr>
-            <w:tcW w:w="630" w:type="dxa"/>
-          </w:tcPr>
-          <w:p>
-            <w:pPr>
-              <w:jc w:val="center"/>
-              <w:rPr>
-                <w:rFonts w:ascii="Glacial Indifference" w:hAnsi="Glacial Indifference"/>
-                <w:b/>
-                <w:bCs/>
-                <w:sz w:val="20"/>
-                <w:szCs w:val="20"/>
-              </w:rPr>
-            </w:pPr>
-            <w:r>
-              <w:rPr>
-                <w:rFonts w:ascii="Glacial Indifference" w:hAnsi="Glacial Indifference"/>
-                <w:b/>
-                <w:bCs/>
-                <w:sz w:val="20"/>
-                <w:szCs w:val="20"/>
+            <w:tcW w:w="540" w:type="dxa"/>
+          </w:tcPr>
+          <w:p>
+            <w:pPr>
+              <w:jc w:val="center"/>
+              <w:rPr>
+                <w:rFonts w:ascii="Glacial Indifference" w:hAnsi="Glacial Indifference"/>
+                <w:b/>
+                <w:bCs/>
+                <w:sz w:val="14"/>
+                <w:szCs w:val="14"/>
+              </w:rPr>
+            </w:pPr>
+            <w:r>
+              <w:rPr>
+                <w:rFonts w:ascii="Glacial Indifference" w:hAnsi="Glacial Indifference"/>
+                <w:b/>
+                <w:bCs/>
+                <w:sz w:val="14"/>
+                <w:szCs w:val="14"/>
               </w:rPr>
               <w:t>QTY</w:t>
             </w:r>
@@ -138,26 +139,26 @@
         </w:tc>
         <w:tc>
           <w:tcPr>
-            <w:tcW w:w="1632" w:type="dxa"/>
-          </w:tcPr>
-          <w:p>
-            <w:pPr>
-              <w:jc w:val="center"/>
-              <w:rPr>
-                <w:rFonts w:ascii="Glacial Indifference" w:hAnsi="Glacial Indifference"/>
-                <w:b/>
-                <w:bCs/>
-                <w:sz w:val="20"/>
-                <w:szCs w:val="20"/>
-              </w:rPr>
-            </w:pPr>
-            <w:r>
-              <w:rPr>
-                <w:rFonts w:ascii="Glacial Indifference" w:hAnsi="Glacial Indifference"/>
-                <w:b/>
-                <w:bCs/>
-                <w:sz w:val="20"/>
-                <w:szCs w:val="20"/>
+            <w:tcW w:w="1350" w:type="dxa"/>
+          </w:tcPr>
+          <w:p>
+            <w:pPr>
+              <w:jc w:val="center"/>
+              <w:rPr>
+                <w:rFonts w:ascii="Glacial Indifference" w:hAnsi="Glacial Indifference"/>
+                <w:b/>
+                <w:bCs/>
+                <w:sz w:val="14"/>
+                <w:szCs w:val="14"/>
+              </w:rPr>
+            </w:pPr>
+            <w:r>
+              <w:rPr>
+                <w:rFonts w:ascii="Glacial Indifference" w:hAnsi="Glacial Indifference"/>
+                <w:b/>
+                <w:bCs/>
+                <w:sz w:val="14"/>
+                <w:szCs w:val="14"/>
               </w:rPr>
               <w:t>DESCRIPTION</w:t>
             </w:r>
@@ -165,26 +166,26 @@
         </w:tc>
         <w:tc>
           <w:tcPr>
-            <w:tcW w:w="1993" w:type="dxa"/>
-          </w:tcPr>
-          <w:p>
-            <w:pPr>
-              <w:jc w:val="center"/>
-              <w:rPr>
-                <w:rFonts w:ascii="Glacial Indifference" w:hAnsi="Glacial Indifference"/>
-                <w:b/>
-                <w:bCs/>
-                <w:sz w:val="20"/>
-                <w:szCs w:val="20"/>
-              </w:rPr>
-            </w:pPr>
-            <w:r>
-              <w:rPr>
-                <w:rFonts w:ascii="Glacial Indifference" w:hAnsi="Glacial Indifference"/>
-                <w:b/>
-                <w:bCs/>
-                <w:sz w:val="20"/>
-                <w:szCs w:val="20"/>
+            <w:tcW w:w="1350" w:type="dxa"/>
+          </w:tcPr>
+          <w:p>
+            <w:pPr>
+              <w:jc w:val="center"/>
+              <w:rPr>
+                <w:rFonts w:ascii="Glacial Indifference" w:hAnsi="Glacial Indifference"/>
+                <w:b/>
+                <w:bCs/>
+                <w:sz w:val="14"/>
+                <w:szCs w:val="14"/>
+              </w:rPr>
+            </w:pPr>
+            <w:r>
+              <w:rPr>
+                <w:rFonts w:ascii="Glacial Indifference" w:hAnsi="Glacial Indifference"/>
+                <w:b/>
+                <w:bCs/>
+                <w:sz w:val="14"/>
+                <w:szCs w:val="14"/>
               </w:rPr>
               <w:t>BRAND</w:t>
             </w:r>
@@ -192,26 +193,26 @@
         </w:tc>
         <w:tc>
           <w:tcPr>
-            <w:tcW w:w="1390" w:type="dxa"/>
-          </w:tcPr>
-          <w:p>
-            <w:pPr>
-              <w:jc w:val="center"/>
-              <w:rPr>
-                <w:rFonts w:ascii="Glacial Indifference" w:hAnsi="Glacial Indifference"/>
-                <w:b/>
-                <w:bCs/>
-                <w:sz w:val="20"/>
-                <w:szCs w:val="20"/>
-              </w:rPr>
-            </w:pPr>
-            <w:r>
-              <w:rPr>
-                <w:rFonts w:ascii="Glacial Indifference" w:hAnsi="Glacial Indifference"/>
-                <w:b/>
-                <w:bCs/>
-                <w:sz w:val="20"/>
-                <w:szCs w:val="20"/>
+            <w:tcW w:w="1440" w:type="dxa"/>
+          </w:tcPr>
+          <w:p>
+            <w:pPr>
+              <w:jc w:val="center"/>
+              <w:rPr>
+                <w:rFonts w:ascii="Glacial Indifference" w:hAnsi="Glacial Indifference"/>
+                <w:b/>
+                <w:bCs/>
+                <w:sz w:val="14"/>
+                <w:szCs w:val="14"/>
+              </w:rPr>
+            </w:pPr>
+            <w:r>
+              <w:rPr>
+                <w:rFonts w:ascii="Glacial Indifference" w:hAnsi="Glacial Indifference"/>
+                <w:b/>
+                <w:bCs/>
+                <w:sz w:val="14"/>
+                <w:szCs w:val="14"/>
               </w:rPr>
               <w:t>SERIAL NO.</w:t>
             </w:r>
@@ -219,26 +220,26 @@
         </w:tc>
         <w:tc>
           <w:tcPr>
-            <w:tcW w:w="1391" w:type="dxa"/>
-          </w:tcPr>
-          <w:p>
-            <w:pPr>
-              <w:jc w:val="center"/>
-              <w:rPr>
-                <w:rFonts w:ascii="Glacial Indifference" w:hAnsi="Glacial Indifference"/>
-                <w:b/>
-                <w:bCs/>
-                <w:sz w:val="20"/>
-                <w:szCs w:val="20"/>
-              </w:rPr>
-            </w:pPr>
-            <w:r>
-              <w:rPr>
-                <w:rFonts w:ascii="Glacial Indifference" w:hAnsi="Glacial Indifference"/>
-                <w:b/>
-                <w:bCs/>
-                <w:sz w:val="20"/>
-                <w:szCs w:val="20"/>
+            <w:tcW w:w="1350" w:type="dxa"/>
+          </w:tcPr>
+          <w:p>
+            <w:pPr>
+              <w:jc w:val="center"/>
+              <w:rPr>
+                <w:rFonts w:ascii="Glacial Indifference" w:hAnsi="Glacial Indifference"/>
+                <w:b/>
+                <w:bCs/>
+                <w:sz w:val="14"/>
+                <w:szCs w:val="14"/>
+              </w:rPr>
+            </w:pPr>
+            <w:r>
+              <w:rPr>
+                <w:rFonts w:ascii="Glacial Indifference" w:hAnsi="Glacial Indifference"/>
+                <w:b/>
+                <w:bCs/>
+                <w:sz w:val="14"/>
+                <w:szCs w:val="14"/>
               </w:rPr>
               <w:t>CLIENT</w:t>
             </w:r>
@@ -246,26 +247,53 @@
         </w:tc>
         <w:tc>
           <w:tcPr>
-            <w:tcW w:w="1391" w:type="dxa"/>
-          </w:tcPr>
-          <w:p>
-            <w:pPr>
-              <w:jc w:val="center"/>
-              <w:rPr>
-                <w:rFonts w:ascii="Glacial Indifference" w:hAnsi="Glacial Indifference"/>
-                <w:b/>
-                <w:bCs/>
-                <w:sz w:val="20"/>
-                <w:szCs w:val="20"/>
-              </w:rPr>
-            </w:pPr>
-            <w:r>
-              <w:rPr>
-                <w:rFonts w:ascii="Glacial Indifference" w:hAnsi="Glacial Indifference"/>
-                <w:b/>
-                <w:bCs/>
-                <w:sz w:val="20"/>
-                <w:szCs w:val="20"/>
+            <w:tcW w:w="1350" w:type="dxa"/>
+          </w:tcPr>
+          <w:p>
+            <w:pPr>
+              <w:jc w:val="center"/>
+              <w:rPr>
+                <w:rFonts w:ascii="Glacial Indifference" w:hAnsi="Glacial Indifference"/>
+                <w:b/>
+                <w:bCs/>
+                <w:sz w:val="14"/>
+                <w:szCs w:val="14"/>
+              </w:rPr>
+            </w:pPr>
+            <w:r>
+              <w:rPr>
+                <w:rFonts w:ascii="Glacial Indifference" w:hAnsi="Glacial Indifference"/>
+                <w:b/>
+                <w:bCs/>
+                <w:sz w:val="14"/>
+                <w:szCs w:val="14"/>
+              </w:rPr>
+              <w:t>SI</w:t>
+            </w:r>
+          </w:p>
+        </w:tc>
+        <w:tc>
+          <w:tcPr>
+            <w:tcW w:w="1321" w:type="dxa"/>
+          </w:tcPr>
+          <w:p>
+            <w:pPr>
+              <w:jc w:val="center"/>
+              <w:rPr>
+                <w:rFonts w:ascii="Glacial Indifference" w:hAnsi="Glacial Indifference"/>
+                <w:b/>
+                <w:bCs/>
+                <w:sz w:val="14"/>
+                <w:szCs w:val="14"/>
+              </w:rPr>
+            </w:pPr>
+            <w:r>
+              <w:rPr>
+                <w:rFonts w:ascii="Glacial Indifference" w:hAnsi="Glacial Indifference"/>
+                <w:b/>
+                <w:bCs/>
+                <w:sz w:val="14"/>
+                <w:szCs w:val="14"/>
               </w:rPr>
               <w:t>REMARKS</w:t>
             </w:r>
@@ -278,7 +306,7 @@
         </w:trPr>
         <w:tc>
           <w:tcPr>
-            <w:tcW w:w="1390" w:type="dxa"/>
+            <w:tcW w:w="1075" w:type="dxa"/>
             <w:vAlign w:val="center"/>
           </w:tcPr>
           <w:p>
@@ -293,34 +321,124 @@
             <w:r>
               <w:rPr>
                 <w:rFonts w:ascii="Glacial Indifference" w:hAnsi="Glacial Indifference"/>
+                <w:sz w:val="14"/>
+                <w:szCs w:val="14"/>
+              </w:rPr>
+              <w:t>{#devicesPage</w:t>
+            </w:r>
+            <w:proofErr w:type="gramStart"/>
+            <w:r>
+              <w:rPr>
+                <w:rFonts w:ascii="Glacial Indifference" w:hAnsi="Glacial Indifference"/>
+                <w:sz w:val="14"/>
+                <w:szCs w:val="14"/>
+              </w:rPr>
+              <w:t>1}{</w:t>
+            </w:r>
+            <w:proofErr w:type="gramEnd"/>
+            <w:r>
+              <w:rPr>
+                <w:rFonts w:ascii="Glacial Indifference" w:hAnsi="Glacial Indifference"/>
+                <w:sz w:val="14"/>
+                <w:szCs w:val="14"/>
+              </w:rPr>
+              <w:t>acquisitionDate}</w:t>
+            </w:r>
+          </w:p>
+        </w:tc>
+        <w:tc>
+          <w:tcPr>
+            <w:tcW w:w="1440" w:type="dxa"/>
+            <w:vAlign w:val="center"/>
+          </w:tcPr>
+          <w:p>
+            <w:pPr>
+              <w:jc w:val="center"/>
+              <w:rPr>
+                <w:rFonts w:ascii="Glacial Indifference" w:hAnsi="Glacial Indifference"/>
+                <w:sz w:val="24"/>
+                <w:szCs w:val="24"/>
+              </w:rPr>
+            </w:pPr>
+            <w:r>
+              <w:rPr>
+                <w:rFonts w:ascii="Glacial Indifference" w:hAnsi="Glacial Indifference"/>
+                <w:sz w:val="24"/>
+                <w:szCs w:val="24"/>
+              </w:rPr>
+              <w:t>{supplier}</w:t>
+            </w:r>
+          </w:p>
+        </w:tc>
+        <w:tc>
+          <w:tcPr>
+            <w:tcW w:w="540" w:type="dxa"/>
+            <w:vAlign w:val="center"/>
+          </w:tcPr>
+          <w:p>
+            <w:pPr>
+              <w:jc w:val="center"/>
+              <w:rPr>
+                <w:rFonts w:ascii="Glacial Indifference" w:hAnsi="Glacial Indifference"/>
+                <w:sz w:val="16"/>
+                <w:szCs w:val="16"/>
+              </w:rPr>
+            </w:pPr>
+            <w:r>
+              <w:rPr>
+                <w:rFonts w:ascii="Glacial Indifference" w:hAnsi="Glacial Indifference"/>
+                <w:sz w:val="16"/>
+                <w:szCs w:val="16"/>
+              </w:rPr>
+              <w:t>{quantity}</w:t>
+            </w:r>
+          </w:p>
+        </w:tc>
+        <w:tc>
+          <w:tcPr>
+            <w:tcW w:w="1350" w:type="dxa"/>
+            <w:vAlign w:val="center"/>
+          </w:tcPr>
+          <w:p>
+            <w:pPr>
+              <w:jc w:val="center"/>
+              <w:rPr>
+                <w:rFonts w:ascii="Glacial Indifference" w:hAnsi="Glacial Indifference"/>
                 <w:sz w:val="18"/>
                 <w:szCs w:val="18"/>
               </w:rPr>
-              <w:t>{#devicesPage</w:t>
-            </w:r>
-            <w:proofErr w:type="gramStart"/>
+            </w:pPr>
             <w:r>
               <w:rPr>
                 <w:rFonts w:ascii="Glacial Indifference" w:hAnsi="Glacial Indifference"/>
                 <w:sz w:val="18"/>
                 <w:szCs w:val="18"/>
               </w:rPr>
-              <w:t>1}{</w:t>
-            </w:r>
-            <w:proofErr w:type="gramEnd"/>
+              <w:t>{</w:t>
+            </w:r>
+            <w:proofErr w:type="spellStart"/>
             <w:r>
               <w:rPr>
                 <w:rFonts w:ascii="Glacial Indifference" w:hAnsi="Glacial Indifference"/>
                 <w:sz w:val="18"/>
                 <w:szCs w:val="18"/>
               </w:rPr>
-              <w:t>acquisitionDate}</w:t>
-            </w:r>
-          </w:p>
-        </w:tc>
-        <w:tc>
-          <w:tcPr>
-            <w:tcW w:w="1305" w:type="dxa"/>
+              <w:t>deviceType</w:t>
+            </w:r>
+            <w:proofErr w:type="spellEnd"/>
+            <w:r>
+              <w:rPr>
+                <w:rFonts w:ascii="Glacial Indifference" w:hAnsi="Glacial Indifference"/>
+                <w:sz w:val="18"/>
+                <w:szCs w:val="18"/>
+              </w:rPr>
+              <w:t>}</w:t>
+            </w:r>
+          </w:p>
+        </w:tc>
+        <w:tc>
+          <w:tcPr>
+            <w:tcW w:w="1350" w:type="dxa"/>
             <w:vAlign w:val="center"/>
           </w:tcPr>
           <w:p>
@@ -328,23 +446,23 @@
               <w:jc w:val="center"/>
               <w:rPr>
                 <w:rFonts w:ascii="Glacial Indifference" w:hAnsi="Glacial Indifference"/>
-                <w:sz w:val="24"/>
-                <w:szCs w:val="24"/>
-              </w:rPr>
-            </w:pPr>
-            <w:r>
-              <w:rPr>
-                <w:rFonts w:ascii="Glacial Indifference" w:hAnsi="Glacial Indifference"/>
-                <w:sz w:val="24"/>
-                <w:szCs w:val="24"/>
-              </w:rPr>
-              <w:t>{supplier}</w:t>
-            </w:r>
-          </w:p>
-        </w:tc>
-        <w:tc>
-          <w:tcPr>
-            <w:tcW w:w="630" w:type="dxa"/>
+                <w:sz w:val="18"/>
+                <w:szCs w:val="18"/>
+              </w:rPr>
+            </w:pPr>
+            <w:r>
+              <w:rPr>
+                <w:rFonts w:ascii="Glacial Indifference" w:hAnsi="Glacial Indifference"/>
+                <w:sz w:val="18"/>
+                <w:szCs w:val="18"/>
+              </w:rPr>
+              <w:t>{brand}</w:t>
+            </w:r>
+          </w:p>
+        </w:tc>
+        <w:tc>
+          <w:tcPr>
+            <w:tcW w:w="1440" w:type="dxa"/>
             <w:vAlign w:val="center"/>
           </w:tcPr>
           <w:p>
@@ -352,152 +470,123 @@
               <w:jc w:val="center"/>
               <w:rPr>
                 <w:rFonts w:ascii="Glacial Indifference" w:hAnsi="Glacial Indifference"/>
-                <w:sz w:val="24"/>
-                <w:szCs w:val="24"/>
-              </w:rPr>
-            </w:pPr>
-            <w:r>
+                <w:sz w:val="18"/>
+                <w:szCs w:val="18"/>
+              </w:rPr>
+            </w:pPr>
+            <w:r>
+              <w:rPr>
+                <w:rFonts w:ascii="Glacial Indifference" w:hAnsi="Glacial Indifference"/>
+                <w:sz w:val="18"/>
+                <w:szCs w:val="18"/>
+              </w:rPr>
+              <w:t>{</w:t>
+            </w:r>
+            <w:proofErr w:type="spellStart"/>
+            <w:r>
+              <w:rPr>
+                <w:rFonts w:ascii="Glacial Indifference" w:hAnsi="Glacial Indifference"/>
+                <w:sz w:val="18"/>
+                <w:szCs w:val="18"/>
+              </w:rPr>
+              <w:t>deviceTag</w:t>
+            </w:r>
+            <w:proofErr w:type="spellEnd"/>
+            <w:r>
+              <w:rPr>
+                <w:rFonts w:ascii="Glacial Indifference" w:hAnsi="Glacial Indifference"/>
+                <w:sz w:val="18"/>
+                <w:szCs w:val="18"/>
+              </w:rPr>
+              <w:t>}</w:t>
+            </w:r>
+          </w:p>
+        </w:tc>
+        <w:tc>
+          <w:tcPr>
+            <w:tcW w:w="1350" w:type="dxa"/>
+            <w:vAlign w:val="center"/>
+          </w:tcPr>
+          <w:p>
+            <w:pPr>
+              <w:jc w:val="center"/>
+              <w:rPr>
+                <w:rFonts w:ascii="Glacial Indifference" w:hAnsi="Glacial Indifference"/>
+                <w:sz w:val="18"/>
+                <w:szCs w:val="18"/>
+              </w:rPr>
+            </w:pPr>
+            <w:r>
+              <w:rPr>
+                <w:rFonts w:ascii="Glacial Indifference" w:hAnsi="Glacial Indifference"/>
+                <w:sz w:val="18"/>
+                <w:szCs w:val="18"/>
+              </w:rPr>
+              <w:t>{client}</w:t>
+            </w:r>
+          </w:p>
+        </w:tc>
+        <w:tc>
+          <w:tcPr>
+            <w:tcW w:w="1350" w:type="dxa"/>
+          </w:tcPr>
+          <w:p>
+            <w:pPr>
+              <w:jc w:val="center"/>
               <w:rPr>
                 <w:rFonts w:ascii="Glacial Indifference" w:hAnsi="Glacial Indifference"/>
                 <w:sz w:val="20"/>
                 <w:szCs w:val="20"/>
               </w:rPr>
-              <w:t>{quantity}</w:t>
-            </w:r>
-          </w:p>
-        </w:tc>
-        <w:tc>
-          <w:tcPr>
-            <w:tcW w:w="1632" w:type="dxa"/>
+            </w:pPr>
+            <w:r>
+              <w:rPr>
+                <w:rFonts w:ascii="Glacial Indifference" w:hAnsi="Glacial Indifference"/>
+                <w:sz w:val="18"/>
+                <w:szCs w:val="18"/>
+              </w:rPr>
+              <w:t>{</w:t>
+            </w:r>
+            <w:proofErr w:type="spellStart"/>
+            <w:r>
+              <w:rPr>
+                <w:rFonts w:ascii="Glacial Indifference" w:hAnsi="Glacial Indifference"/>
+                <w:sz w:val="18"/>
+                <w:szCs w:val="18"/>
+              </w:rPr>
+              <w:t>salesinvoice</w:t>
+            </w:r>
+            <w:proofErr w:type="spellEnd"/>
+            <w:r>
+              <w:rPr>
+                <w:rFonts w:ascii="Glacial Indifference" w:hAnsi="Glacial Indifference"/>
+                <w:sz w:val="18"/>
+                <w:szCs w:val="18"/>
+              </w:rPr>
+              <w:t>}</w:t>
+            </w:r>
+          </w:p>
+        </w:tc>
+        <w:tc>
+          <w:tcPr>
+            <w:tcW w:w="1321" w:type="dxa"/>
             <w:vAlign w:val="center"/>
           </w:tcPr>
           <w:p>
             <w:pPr>
               <w:jc w:val="center"/>
-              <w:rPr>
-                <w:rFonts w:ascii="Glacial Indifference" w:hAnsi="Glacial Indifference"/>
-              </w:rPr>
-            </w:pPr>
-            <w:r>
-              <w:rPr>
-                <w:rFonts w:ascii="Glacial Indifference" w:hAnsi="Glacial Indifference"/>
-              </w:rPr>
-              <w:t>{</w:t>
-            </w:r>
-            <w:proofErr w:type="spellStart"/>
-            <w:r>
-              <w:rPr>
-                <w:rFonts w:ascii="Glacial Indifference" w:hAnsi="Glacial Indifference"/>
-              </w:rPr>
-              <w:t>deviceType</w:t>
-            </w:r>
-            <w:proofErr w:type="spellEnd"/>
-            <w:r>
-              <w:rPr>
-                <w:rFonts w:ascii="Glacial Indifference" w:hAnsi="Glacial Indifference"/>
-              </w:rPr>
-              <w:t>}</w:t>
-            </w:r>
-          </w:p>
-        </w:tc>
-        <w:tc>
-          <w:tcPr>
-            <w:tcW w:w="1993" w:type="dxa"/>
-            <w:vAlign w:val="center"/>
-          </w:tcPr>
-          <w:p>
-            <w:pPr>
-              <w:jc w:val="center"/>
-              <w:rPr>
-                <w:rFonts w:ascii="Glacial Indifference" w:hAnsi="Glacial Indifference"/>
-              </w:rPr>
-            </w:pPr>
-            <w:r>
               <w:rPr>
                 <w:rFonts w:ascii="Glacial Indifference" w:hAnsi="Glacial Indifference"/>
                 <w:sz w:val="20"/>
                 <w:szCs w:val="20"/>
               </w:rPr>
-              <w:t>{brand}</w:t>
-            </w:r>
-          </w:p>
-        </w:tc>
-        <w:tc>
-          <w:tcPr>
-            <w:tcW w:w="1390" w:type="dxa"/>
-            <w:vAlign w:val="center"/>
-          </w:tcPr>
-          <w:p>
-            <w:pPr>
-              <w:jc w:val="center"/>
-              <w:rPr>
-                <w:rFonts w:ascii="Glacial Indifference" w:hAnsi="Glacial Indifference"/>
-              </w:rPr>
-            </w:pPr>
-            <w:r>
-              <w:rPr>
-                <w:rFonts w:ascii="Glacial Indifference" w:hAnsi="Glacial Indifference"/>
-              </w:rPr>
-              <w:t>{</w:t>
-            </w:r>
-            <w:proofErr w:type="spellStart"/>
-            <w:r>
-              <w:rPr>
-                <w:rFonts w:ascii="Glacial Indifference" w:hAnsi="Glacial Indifference"/>
-              </w:rPr>
-              <w:t>deviceTag</w:t>
-            </w:r>
-            <w:proofErr w:type="spellEnd"/>
-            <w:r>
-              <w:rPr>
-                <w:rFonts w:ascii="Glacial Indifference" w:hAnsi="Glacial Indifference"/>
-              </w:rPr>
-              <w:t>}</w:t>
-            </w:r>
-          </w:p>
-        </w:tc>
-        <w:tc>
-          <w:tcPr>
-            <w:tcW w:w="1391" w:type="dxa"/>
-            <w:vAlign w:val="center"/>
-          </w:tcPr>
-          <w:p>
-            <w:pPr>
-              <w:jc w:val="center"/>
-              <w:rPr>
-                <w:rFonts w:ascii="Glacial Indifference" w:hAnsi="Glacial Indifference"/>
-                <w:sz w:val="24"/>
-                <w:szCs w:val="24"/>
-              </w:rPr>
-            </w:pPr>
-            <w:r>
-              <w:rPr>
-                <w:rFonts w:ascii="Glacial Indifference" w:hAnsi="Glacial Indifference"/>
-              </w:rPr>
-              <w:t>{client}</w:t>
-            </w:r>
-          </w:p>
-        </w:tc>
-        <w:tc>
-          <w:tcPr>
-            <w:tcW w:w="1391" w:type="dxa"/>
-            <w:vAlign w:val="center"/>
-          </w:tcPr>
-          <w:p>
-            <w:pPr>
-              <w:jc w:val="center"/>
-              <w:rPr>
-                <w:rFonts w:ascii="Glacial Indifference" w:hAnsi="Glacial Indifference"/>
-                <w:sz w:val="20"/>
-                <w:szCs w:val="20"/>
-              </w:rPr>
             </w:pPr>
             <w:proofErr w:type="gramStart"/>
             <w:r>
               <w:rPr>
                 <w:rFonts w:ascii="Glacial Indifference" w:hAnsi="Glacial Indifference"/>
-                <w:sz w:val="20"/>
-                <w:szCs w:val="20"/>
+                <w:sz w:val="12"/>
+                <w:szCs w:val="12"/>
               </w:rPr>
               <w:t>{remarks}{/</w:t>
             </w:r>
@@ -505,8 +594,8 @@
             <w:r>
               <w:rPr>
                 <w:rFonts w:ascii="Glacial Indifference" w:hAnsi="Glacial Indifference"/>
-                <w:sz w:val="20"/>
-                <w:szCs w:val="20"/>
+                <w:sz w:val="12"/>
+                <w:szCs w:val="12"/>
               </w:rPr>
               <w:t>devicesPage1}</w:t>
             </w:r>
@@ -1856,7 +1945,7 @@
 </file>
 
 <file path=word/endnotes.xml><?xml version="1.0" encoding="utf-8"?>
-<w:endnotes xmlns:wpc="http://schemas.microsoft.com/office/word/2010/wordprocessingCanvas" xmlns:cx="http://schemas.microsoft.com/office/drawing/2014/chartex" xmlns:cx1="http://schemas.microsoft.com/office/drawing/2015/9/8/chartex" xmlns:cx2="http://schemas.microsoft.com/office/drawing/2015/10/21/chartex" xmlns:cx3="http://schemas.microsoft.com/office/drawing/2016/5/9/chartex" xmlns:cx4="http://schemas.microsoft.com/office/drawing/2016/5/10/chartex" xmlns:cx5="http://schemas.microsoft.com/office/drawing/2016/5/11/chartex" xmlns:cx6="http://schemas.microsoft.com/office/drawing/2016/5/12/chartex" xmlns:cx7="http://schemas.microsoft.com/office/drawing/2016/5/13/chartex" xmlns:cx8="http://schemas.microsoft.com/office/drawing/2016/5/14/chartex" xmlns:mc="http://schemas.openxmlformats.org/markup-compatibility/2006" xmlns:aink="http://schemas.microsoft.com/office/drawing/2016/ink" xmlns:am3d="http://schemas.microsoft.com/office/drawing/2017/model3d" xmlns:o="urn:schemas-microsoft-com:office:office" xmlns:oel="http://schemas.microsoft.com/office/2019/extlst" xmlns:r="http://schemas.openxmlformats.org/officeDocument/2006/relationships" xmlns:m="http://schemas.openxmlformats.org/officeDocument/2006/math" xmlns:v="urn:schemas-microsoft-com:vml" xmlns:wp14="http://schemas.microsoft.com/office/word/2010/wordprocessingDrawing" xmlns:wp="http://schemas.openxmlformats.org/drawingml/2006/wordprocessingDrawing" xmlns:w10="urn:schemas-microsoft-com:office:word" xmlns:w="http://schemas.openxmlformats.org/wordprocessingml/2006/main" xmlns:w14="http://schemas.microsoft.com/office/word/2010/wordml" xmlns:w15="http://schemas.microsoft.com/office/word/2012/wordml" xmlns:w16cex="http://schemas.microsoft.com/office/word/2018/wordml/cex" xmlns:w16cid="http://schemas.microsoft.com/office/word/2016/wordml/cid" xmlns:w16="http://schemas.microsoft.com/office/word/2018/wordml" xmlns:w16du="http://schemas.microsoft.com/office/word/2023/wordml/word16du" xmlns:w16sdtdh="http://schemas.microsoft.com/office/word/2020/wordml/sdtdatahash" xmlns:w16sdtfl="http://schemas.microsoft.com/office/word/2024/wordml/sdtformatlock" xmlns:w16se="http://schemas.microsoft.com/office/word/2015/wordml/symex" xmlns:wpg="http://schemas.microsoft.com/office/word/2010/wordprocessingGroup" xmlns:wpi="http://schemas.microsoft.com/office/word/2010/wordprocessingInk" xmlns:wne="http://schemas.microsoft.com/office/word/2006/wordml" xmlns:wps="http://schemas.microsoft.com/office/word/2010/wordprocessingShape" mc:Ignorable="w14 w15 w16se w16cid w16 w16cex w16sdtdh w16sdtfl w16du wp14">
+<w:endnotes xmlns:wpc="http://schemas.microsoft.com/office/word/2010/wordprocessingCanvas" xmlns:cx="http://schemas.microsoft.com/office/drawing/2014/chartex" xmlns:cx1="http://schemas.microsoft.com/office/drawing/2015/9/8/chartex" xmlns:cx2="http://schemas.microsoft.com/office/drawing/2015/10/21/chartex" xmlns:cx3="http://schemas.microsoft.com/office/drawing/2016/5/9/chartex" xmlns:cx4="http://schemas.microsoft.com/office/drawing/2016/5/10/chartex" xmlns:cx5="http://schemas.microsoft.com/office/drawing/2016/5/11/chartex" xmlns:cx6="http://schemas.microsoft.com/office/drawing/2016/5/12/chartex" xmlns:cx7="http://schemas.microsoft.com/office/drawing/2016/5/13/chartex" xmlns:cx8="http://schemas.microsoft.com/office/drawing/2016/5/14/chartex" xmlns:mc="http://schemas.openxmlformats.org/markup-compatibility/2006" xmlns:aink="http://schemas.microsoft.com/office/drawing/2016/ink" xmlns:am3d="http://schemas.microsoft.com/office/drawing/2017/model3d" xmlns:o="urn:schemas-microsoft-com:office:office" xmlns:oel="http://schemas.microsoft.com/office/2019/extlst" xmlns:r="http://schemas.openxmlformats.org/officeDocument/2006/relationships" xmlns:m="http://schemas.openxmlformats.org/officeDocument/2006/math" xmlns:v="urn:schemas-microsoft-com:vml" xmlns:wp14="http://schemas.microsoft.com/office/word/2010/wordprocessingDrawing" xmlns:wp="http://schemas.openxmlformats.org/drawingml/2006/wordprocessingDrawing" xmlns:w10="urn:schemas-microsoft-com:office:word" xmlns:w="http://schemas.openxmlformats.org/wordprocessingml/2006/main" xmlns:w14="http://schemas.microsoft.com/office/word/2010/wordml" xmlns:w15="http://schemas.microsoft.com/office/word/2012/wordml" xmlns:w16cei="http://schemas.microsoft.com/office/word/2026/wordml/cei" xmlns:w16cex="http://schemas.microsoft.com/office/word/2018/wordml/cex" xmlns:w16cid="http://schemas.microsoft.com/office/word/2016/wordml/cid" xmlns:w16="http://schemas.microsoft.com/office/word/2018/wordml" xmlns:w16du="http://schemas.microsoft.com/office/word/2023/wordml/word16du" xmlns:w16sdtdh="http://schemas.microsoft.com/office/word/2020/wordml/sdtdatahash" xmlns:w16sdtfl="http://schemas.microsoft.com/office/word/2024/wordml/sdtformatlock" xmlns:w16se="http://schemas.microsoft.com/office/word/2015/wordml/symex" xmlns:wpg="http://schemas.microsoft.com/office/word/2010/wordprocessingGroup" xmlns:wpi="http://schemas.microsoft.com/office/word/2010/wordprocessingInk" xmlns:wne="http://schemas.microsoft.com/office/word/2006/wordml" xmlns:wps="http://schemas.microsoft.com/office/word/2010/wordprocessingShape" mc:Ignorable="w14 w15 w16se w16cid w16 w16cex w16sdtdh w16sdtfl w16du wp14">
   <w:endnote w:type="separator" w:id="-1">
     <w:p>
       <w:pPr>
@@ -1881,7 +1970,7 @@
 </file>
 
 <file path=word/footer1.xml><?xml version="1.0" encoding="utf-8"?>
-<w:ftr xmlns:wpc="http://schemas.microsoft.com/office/word/2010/wordprocessingCanvas" xmlns:cx="http://schemas.microsoft.com/office/drawing/2014/chartex" xmlns:cx1="http://schemas.microsoft.com/office/drawing/2015/9/8/chartex" xmlns:cx2="http://schemas.microsoft.com/office/drawing/2015/10/21/chartex" xmlns:cx3="http://schemas.microsoft.com/office/drawing/2016/5/9/chartex" xmlns:cx4="http://schemas.microsoft.com/office/drawing/2016/5/10/chartex" xmlns:cx5="http://schemas.microsoft.com/office/drawing/2016/5/11/chartex" xmlns:cx6="http://schemas.microsoft.com/office/drawing/2016/5/12/chartex" xmlns:cx7="http://schemas.microsoft.com/office/drawing/2016/5/13/chartex" xmlns:cx8="http://schemas.microsoft.com/office/drawing/2016/5/14/chartex" xmlns:mc="http://schemas.openxmlformats.org/markup-compatibility/2006" xmlns:aink="http://schemas.microsoft.com/office/drawing/2016/ink" xmlns:am3d="http://schemas.microsoft.com/office/drawing/2017/model3d" xmlns:o="urn:schemas-microsoft-com:office:office" xmlns:oel="http://schemas.microsoft.com/office/2019/extlst" xmlns:r="http://schemas.openxmlformats.org/officeDocument/2006/relationships" xmlns:m="http://schemas.openxmlformats.org/officeDocument/2006/math" xmlns:v="urn:schemas-microsoft-com:vml" xmlns:wp14="http://schemas.microsoft.com/office/word/2010/wordprocessingDrawing" xmlns:wp="http://schemas.openxmlformats.org/drawingml/2006/wordprocessingDrawing" xmlns:w10="urn:schemas-microsoft-com:office:word" xmlns:w="http://schemas.openxmlformats.org/wordprocessingml/2006/main" xmlns:w14="http://schemas.microsoft.com/office/word/2010/wordml" xmlns:w15="http://schemas.microsoft.com/office/word/2012/wordml" xmlns:w16cex="http://schemas.microsoft.com/office/word/2018/wordml/cex" xmlns:w16cid="http://schemas.microsoft.com/office/word/2016/wordml/cid" xmlns:w16="http://schemas.microsoft.com/office/word/2018/wordml" xmlns:w16du="http://schemas.microsoft.com/office/word/2023/wordml/word16du" xmlns:w16sdtdh="http://schemas.microsoft.com/office/word/2020/wordml/sdtdatahash" xmlns:w16sdtfl="http://schemas.microsoft.com/office/word/2024/wordml/sdtformatlock" xmlns:w16se="http://schemas.microsoft.com/office/word/2015/wordml/symex" xmlns:wpg="http://schemas.microsoft.com/office/word/2010/wordprocessingGroup" xmlns:wpi="http://schemas.microsoft.com/office/word/2010/wordprocessingInk" xmlns:wne="http://schemas.microsoft.com/office/word/2006/wordml" xmlns:wps="http://schemas.microsoft.com/office/word/2010/wordprocessingShape" mc:Ignorable="w14 w15 w16se w16cid w16 w16cex w16sdtdh w16sdtfl w16du wp14">
+<w:ftr xmlns:wpc="http://schemas.microsoft.com/office/word/2010/wordprocessingCanvas" xmlns:cx="http://schemas.microsoft.com/office/drawing/2014/chartex" xmlns:cx1="http://schemas.microsoft.com/office/drawing/2015/9/8/chartex" xmlns:cx2="http://schemas.microsoft.com/office/drawing/2015/10/21/chartex" xmlns:cx3="http://schemas.microsoft.com/office/drawing/2016/5/9/chartex" xmlns:cx4="http://schemas.microsoft.com/office/drawing/2016/5/10/chartex" xmlns:cx5="http://schemas.microsoft.com/office/drawing/2016/5/11/chartex" xmlns:cx6="http://schemas.microsoft.com/office/drawing/2016/5/12/chartex" xmlns:cx7="http://schemas.microsoft.com/office/drawing/2016/5/13/chartex" xmlns:cx8="http://schemas.microsoft.com/office/drawing/2016/5/14/chartex" xmlns:mc="http://schemas.openxmlformats.org/markup-compatibility/2006" xmlns:aink="http://schemas.microsoft.com/office/drawing/2016/ink" xmlns:am3d="http://schemas.microsoft.com/office/drawing/2017/model3d" xmlns:o="urn:schemas-microsoft-com:office:office" xmlns:oel="http://schemas.microsoft.com/office/2019/extlst" xmlns:r="http://schemas.openxmlformats.org/officeDocument/2006/relationships" xmlns:m="http://schemas.openxmlformats.org/officeDocument/2006/math" xmlns:v="urn:schemas-microsoft-com:vml" xmlns:wp14="http://schemas.microsoft.com/office/word/2010/wordprocessingDrawing" xmlns:wp="http://schemas.openxmlformats.org/drawingml/2006/wordprocessingDrawing" xmlns:w10="urn:schemas-microsoft-com:office:word" xmlns:w="http://schemas.openxmlformats.org/wordprocessingml/2006/main" xmlns:w14="http://schemas.microsoft.com/office/word/2010/wordml" xmlns:w15="http://schemas.microsoft.com/office/word/2012/wordml" xmlns:w16cei="http://schemas.microsoft.com/office/word/2026/wordml/cei" xmlns:w16cex="http://schemas.microsoft.com/office/word/2018/wordml/cex" xmlns:w16cid="http://schemas.microsoft.com/office/word/2016/wordml/cid" xmlns:w16="http://schemas.microsoft.com/office/word/2018/wordml" xmlns:w16du="http://schemas.microsoft.com/office/word/2023/wordml/word16du" xmlns:w16sdtdh="http://schemas.microsoft.com/office/word/2020/wordml/sdtdatahash" xmlns:w16sdtfl="http://schemas.microsoft.com/office/word/2024/wordml/sdtformatlock" xmlns:w16se="http://schemas.microsoft.com/office/word/2015/wordml/symex" xmlns:wpg="http://schemas.microsoft.com/office/word/2010/wordprocessingGroup" xmlns:wpi="http://schemas.microsoft.com/office/word/2010/wordprocessingInk" xmlns:wne="http://schemas.microsoft.com/office/word/2006/wordml" xmlns:wps="http://schemas.microsoft.com/office/word/2010/wordprocessingShape" mc:Ignorable="w14 w15 w16se w16cid w16 w16cex w16sdtdh w16sdtfl w16du wp14">
   <w:p>
     <w:pPr>
       <w:pStyle w:val="Footer"/>
@@ -2940,7 +3029,7 @@
 </file>
 
 <file path=word/footnotes.xml><?xml version="1.0" encoding="utf-8"?>
-<w:footnotes xmlns:wpc="http://schemas.microsoft.com/office/word/2010/wordprocessingCanvas" xmlns:cx="http://schemas.microsoft.com/office/drawing/2014/chartex" xmlns:cx1="http://schemas.microsoft.com/office/drawing/2015/9/8/chartex" xmlns:cx2="http://schemas.microsoft.com/office/drawing/2015/10/21/chartex" xmlns:cx3="http://schemas.microsoft.com/office/drawing/2016/5/9/chartex" xmlns:cx4="http://schemas.microsoft.com/office/drawing/2016/5/10/chartex" xmlns:cx5="http://schemas.microsoft.com/office/drawing/2016/5/11/chartex" xmlns:cx6="http://schemas.microsoft.com/office/drawing/2016/5/12/chartex" xmlns:cx7="http://schemas.microsoft.com/office/drawing/2016/5/13/chartex" xmlns:cx8="http://schemas.microsoft.com/office/drawing/2016/5/14/chartex" xmlns:mc="http://schemas.openxmlformats.org/markup-compatibility/2006" xmlns:aink="http://schemas.microsoft.com/office/drawing/2016/ink" xmlns:am3d="http://schemas.microsoft.com/office/drawing/2017/model3d" xmlns:o="urn:schemas-microsoft-com:office:office" xmlns:oel="http://schemas.microsoft.com/office/2019/extlst" xmlns:r="http://schemas.openxmlformats.org/officeDocument/2006/relationships" xmlns:m="http://schemas.openxmlformats.org/officeDocument/2006/math" xmlns:v="urn:schemas-microsoft-com:vml" xmlns:wp14="http://schemas.microsoft.com/office/word/2010/wordprocessingDrawing" xmlns:wp="http://schemas.openxmlformats.org/drawingml/2006/wordprocessingDrawing" xmlns:w10="urn:schemas-microsoft-com:office:word" xmlns:w="http://schemas.openxmlformats.org/wordprocessingml/2006/main" xmlns:w14="http://schemas.microsoft.com/office/word/2010/wordml" xmlns:w15="http://schemas.microsoft.com/office/word/2012/wordml" xmlns:w16cex="http://schemas.microsoft.com/office/word/2018/wordml/cex" xmlns:w16cid="http://schemas.microsoft.com/office/word/2016/wordml/cid" xmlns:w16="http://schemas.microsoft.com/office/word/2018/wordml" xmlns:w16du="http://schemas.microsoft.com/office/word/2023/wordml/word16du" xmlns:w16sdtdh="http://schemas.microsoft.com/office/word/2020/wordml/sdtdatahash" xmlns:w16sdtfl="http://schemas.microsoft.com/office/word/2024/wordml/sdtformatlock" xmlns:w16se="http://schemas.microsoft.com/office/word/2015/wordml/symex" xmlns:wpg="http://schemas.microsoft.com/office/word/2010/wordprocessingGroup" xmlns:wpi="http://schemas.microsoft.com/office/word/2010/wordprocessingInk" xmlns:wne="http://schemas.microsoft.com/office/word/2006/wordml" xmlns:wps="http://schemas.microsoft.com/office/word/2010/wordprocessingShape" mc:Ignorable="w14 w15 w16se w16cid w16 w16cex w16sdtdh w16sdtfl w16du wp14">
+<w:footnotes xmlns:wpc="http://schemas.microsoft.com/office/word/2010/wordprocessingCanvas" xmlns:cx="http://schemas.microsoft.com/office/drawing/2014/chartex" xmlns:cx1="http://schemas.microsoft.com/office/drawing/2015/9/8/chartex" xmlns:cx2="http://schemas.microsoft.com/office/drawing/2015/10/21/chartex" xmlns:cx3="http://schemas.microsoft.com/office/drawing/2016/5/9/chartex" xmlns:cx4="http://schemas.microsoft.com/office/drawing/2016/5/10/chartex" xmlns:cx5="http://schemas.microsoft.com/office/drawing/2016/5/11/chartex" xmlns:cx6="http://schemas.microsoft.com/office/drawing/2016/5/12/chartex" xmlns:cx7="http://schemas.microsoft.com/office/drawing/2016/5/13/chartex" xmlns:cx8="http://schemas.microsoft.com/office/drawing/2016/5/14/chartex" xmlns:mc="http://schemas.openxmlformats.org/markup-compatibility/2006" xmlns:aink="http://schemas.microsoft.com/office/drawing/2016/ink" xmlns:am3d="http://schemas.microsoft.com/office/drawing/2017/model3d" xmlns:o="urn:schemas-microsoft-com:office:office" xmlns:oel="http://schemas.microsoft.com/office/2019/extlst" xmlns:r="http://schemas.openxmlformats.org/officeDocument/2006/relationships" xmlns:m="http://schemas.openxmlformats.org/officeDocument/2006/math" xmlns:v="urn:schemas-microsoft-com:vml" xmlns:wp14="http://schemas.microsoft.com/office/word/2010/wordprocessingDrawing" xmlns:wp="http://schemas.openxmlformats.org/drawingml/2006/wordprocessingDrawing" xmlns:w10="urn:schemas-microsoft-com:office:word" xmlns:w="http://schemas.openxmlformats.org/wordprocessingml/2006/main" xmlns:w14="http://schemas.microsoft.com/office/word/2010/wordml" xmlns:w15="http://schemas.microsoft.com/office/word/2012/wordml" xmlns:w16cei="http://schemas.microsoft.com/office/word/2026/wordml/cei" xmlns:w16cex="http://schemas.microsoft.com/office/word/2018/wordml/cex" xmlns:w16cid="http://schemas.microsoft.com/office/word/2016/wordml/cid" xmlns:w16="http://schemas.microsoft.com/office/word/2018/wordml" xmlns:w16du="http://schemas.microsoft.com/office/word/2023/wordml/word16du" xmlns:w16sdtdh="http://schemas.microsoft.com/office/word/2020/wordml/sdtdatahash" xmlns:w16sdtfl="http://schemas.microsoft.com/office/word/2024/wordml/sdtformatlock" xmlns:w16se="http://schemas.microsoft.com/office/word/2015/wordml/symex" xmlns:wpg="http://schemas.microsoft.com/office/word/2010/wordprocessingGroup" xmlns:wpi="http://schemas.microsoft.com/office/word/2010/wordprocessingInk" xmlns:wne="http://schemas.microsoft.com/office/word/2006/wordml" xmlns:wps="http://schemas.microsoft.com/office/word/2010/wordprocessingShape" mc:Ignorable="w14 w15 w16se w16cid w16 w16cex w16sdtdh w16sdtfl w16du wp14">
   <w:footnote w:type="separator" w:id="-1">
     <w:p>
       <w:pPr>
@@ -2965,7 +3054,7 @@
 </file>
 
 <file path=word/header1.xml><?xml version="1.0" encoding="utf-8"?>
-<w:hdr xmlns:wpc="http://schemas.microsoft.com/office/word/2010/wordprocessingCanvas" xmlns:cx="http://schemas.microsoft.com/office/drawing/2014/chartex" xmlns:cx1="http://schemas.microsoft.com/office/drawing/2015/9/8/chartex" xmlns:cx2="http://schemas.microsoft.com/office/drawing/2015/10/21/chartex" xmlns:cx3="http://schemas.microsoft.com/office/drawing/2016/5/9/chartex" xmlns:cx4="http://schemas.microsoft.com/office/drawing/2016/5/10/chartex" xmlns:cx5="http://schemas.microsoft.com/office/drawing/2016/5/11/chartex" xmlns:cx6="http://schemas.microsoft.com/office/drawing/2016/5/12/chartex" xmlns:cx7="http://schemas.microsoft.com/office/drawing/2016/5/13/chartex" xmlns:cx8="http://schemas.microsoft.com/office/drawing/2016/5/14/chartex" xmlns:mc="http://schemas.openxmlformats.org/markup-compatibility/2006" xmlns:aink="http://schemas.microsoft.com/office/drawing/2016/ink" xmlns:am3d="http://schemas.microsoft.com/office/drawing/2017/model3d" xmlns:o="urn:schemas-microsoft-com:office:office" xmlns:oel="http://schemas.microsoft.com/office/2019/extlst" xmlns:r="http://schemas.openxmlformats.org/officeDocument/2006/relationships" xmlns:m="http://schemas.openxmlformats.org/officeDocument/2006/math" xmlns:v="urn:schemas-microsoft-com:vml" xmlns:wp14="http://schemas.microsoft.com/office/word/2010/wordprocessingDrawing" xmlns:wp="http://schemas.openxmlformats.org/drawingml/2006/wordprocessingDrawing" xmlns:w10="urn:schemas-microsoft-com:office:word" xmlns:w="http://schemas.openxmlformats.org/wordprocessingml/2006/main" xmlns:w14="http://schemas.microsoft.com/office/word/2010/wordml" xmlns:w15="http://schemas.microsoft.com/office/word/2012/wordml" xmlns:w16cex="http://schemas.microsoft.com/office/word/2018/wordml/cex" xmlns:w16cid="http://schemas.microsoft.com/office/word/2016/wordml/cid" xmlns:w16="http://schemas.microsoft.com/office/word/2018/wordml" xmlns:w16du="http://schemas.microsoft.com/office/word/2023/wordml/word16du" xmlns:w16sdtdh="http://schemas.microsoft.com/office/word/2020/wordml/sdtdatahash" xmlns:w16sdtfl="http://schemas.microsoft.com/office/word/2024/wordml/sdtformatlock" xmlns:w16se="http://schemas.microsoft.com/office/word/2015/wordml/symex" xmlns:wpg="http://schemas.microsoft.com/office/word/2010/wordprocessingGroup" xmlns:wpi="http://schemas.microsoft.com/office/word/2010/wordprocessingInk" xmlns:wne="http://schemas.microsoft.com/office/word/2006/wordml" xmlns:wps="http://schemas.microsoft.com/office/word/2010/wordprocessingShape" mc:Ignorable="w14 w15 w16se w16cid w16 w16cex w16sdtdh w16sdtfl w16du wp14">
+<w:hdr xmlns:wpc="http://schemas.microsoft.com/office/word/2010/wordprocessingCanvas" xmlns:cx="http://schemas.microsoft.com/office/drawing/2014/chartex" xmlns:cx1="http://schemas.microsoft.com/office/drawing/2015/9/8/chartex" xmlns:cx2="http://schemas.microsoft.com/office/drawing/2015/10/21/chartex" xmlns:cx3="http://schemas.microsoft.com/office/drawing/2016/5/9/chartex" xmlns:cx4="http://schemas.microsoft.com/office/drawing/2016/5/10/chartex" xmlns:cx5="http://schemas.microsoft.com/office/drawing/2016/5/11/chartex" xmlns:cx6="http://schemas.microsoft.com/office/drawing/2016/5/12/chartex" xmlns:cx7="http://schemas.microsoft.com/office/drawing/2016/5/13/chartex" xmlns:cx8="http://schemas.microsoft.com/office/drawing/2016/5/14/chartex" xmlns:mc="http://schemas.openxmlformats.org/markup-compatibility/2006" xmlns:aink="http://schemas.microsoft.com/office/drawing/2016/ink" xmlns:am3d="http://schemas.microsoft.com/office/drawing/2017/model3d" xmlns:o="urn:schemas-microsoft-com:office:office" xmlns:oel="http://schemas.microsoft.com/office/2019/extlst" xmlns:r="http://schemas.openxmlformats.org/officeDocument/2006/relationships" xmlns:m="http://schemas.openxmlformats.org/officeDocument/2006/math" xmlns:v="urn:schemas-microsoft-com:vml" xmlns:wp14="http://schemas.microsoft.com/office/word/2010/wordprocessingDrawing" xmlns:wp="http://schemas.openxmlformats.org/drawingml/2006/wordprocessingDrawing" xmlns:w10="urn:schemas-microsoft-com:office:word" xmlns:w="http://schemas.openxmlformats.org/wordprocessingml/2006/main" xmlns:w14="http://schemas.microsoft.com/office/word/2010/wordml" xmlns:w15="http://schemas.microsoft.com/office/word/2012/wordml" xmlns:w16cei="http://schemas.microsoft.com/office/word/2026/wordml/cei" xmlns:w16cex="http://schemas.microsoft.com/office/word/2018/wordml/cex" xmlns:w16cid="http://schemas.microsoft.com/office/word/2016/wordml/cid" xmlns:w16="http://schemas.microsoft.com/office/word/2018/wordml" xmlns:w16du="http://schemas.microsoft.com/office/word/2023/wordml/word16du" xmlns:w16sdtdh="http://schemas.microsoft.com/office/word/2020/wordml/sdtdatahash" xmlns:w16sdtfl="http://schemas.microsoft.com/office/word/2024/wordml/sdtformatlock" xmlns:w16se="http://schemas.microsoft.com/office/word/2015/wordml/symex" xmlns:wpg="http://schemas.microsoft.com/office/word/2010/wordprocessingGroup" xmlns:wpi="http://schemas.microsoft.com/office/word/2010/wordprocessingInk" xmlns:wne="http://schemas.microsoft.com/office/word/2006/wordml" xmlns:wps="http://schemas.microsoft.com/office/word/2010/wordprocessingShape" mc:Ignorable="w14 w15 w16se w16cid w16 w16cex w16sdtdh w16sdtfl w16du wp14">
   <w:p>
     <w:pPr>
       <w:pStyle w:val="Header"/>
